--- a/pr-preview/pr-109/chapters/08-selection-bias-tracked-changes.docx
+++ b/pr-preview/pr-109/chapters/08-selection-bias-tracked-changes.docx
@@ -2366,13 +2366,13 @@
               <w:t xml:space="preserve"> (Direction of the bias from loss to follow-up). </w:t>
             </w:r>
             <w:r>
-              <w:t xml:space="preserve">Intuition for the direction of the bias: a treated individual with side effects is at higher risk of dropping out.</w:t>
-            </w:r>
-            <w:r>
-              <w:t xml:space="preserve"> </w:t>
-            </w:r>
-            <w:r>
-              <w:t xml:space="preserve">If that individual nevertheless did not drop out (</w:t>
+              <w:t xml:space="preserve">Intuition for one possible direction: side effects of treatment push treated individuals toward dropping out.</w:t>
+            </w:r>
+            <w:r>
+              <w:t xml:space="preserve"> </w:t>
+            </w:r>
+            <w:r>
+              <w:t xml:space="preserve">A treated individual who stayed in the study (</w:t>
             </w:r>
             <m:oMath>
               <m:r>
@@ -2389,7 +2389,13 @@
               </m:r>
             </m:oMath>
             <w:r>
-              <w:t xml:space="preserve">), a second, independent cause of dropout (such as</w:t>
+              <w:t xml:space="preserve">) stayed despite that push,</w:t>
+            </w:r>
+            <w:r>
+              <w:t xml:space="preserve"> </w:t>
+            </w:r>
+            <w:r>
+              <w:t xml:space="preserve">which makes it less likely that they also had another cause of dropout, such as</w:t>
             </w:r>
             <w:r>
               <w:t xml:space="preserve"> </w:t>
@@ -2409,13 +2415,42 @@
               </m:r>
             </m:oMath>
             <w:r>
-              <w:t xml:space="preserve">) is less likely to be present.</w:t>
-            </w:r>
-            <w:r>
-              <w:t xml:space="preserve"> </w:t>
-            </w:r>
-            <w:r>
-              <w:t xml:space="preserve">So among the uncensored,</w:t>
+              <w:t xml:space="preserve">.</w:t>
+            </w:r>
+            <w:r>
+              <w:t xml:space="preserve"> </w:t>
+            </w:r>
+            <w:r>
+              <w:t xml:space="preserve">So among those who stayed, the treated may carry</w:t>
+            </w:r>
+            <w:r>
+              <w:t xml:space="preserve"> </w:t>
+            </w:r>
+            <m:oMath>
+              <m:r>
+                <m:t>U</m:t>
+              </m:r>
+              <m:r>
+                <m:rPr>
+                  <m:sty m:val="p"/>
+                </m:rPr>
+                <m:t>=</m:t>
+              </m:r>
+              <m:r>
+                <m:t>1</m:t>
+              </m:r>
+            </m:oMath>
+            <w:r>
+              <w:t xml:space="preserve"> </w:t>
+            </w:r>
+            <w:r>
+              <w:t xml:space="preserve">less often than the untreated.</w:t>
+            </w:r>
+            <w:r>
+              <w:t xml:space="preserve"> </w:t>
+            </w:r>
+            <w:r>
+              <w:t xml:space="preserve">That intuition suggests that</w:t>
             </w:r>
             <w:r>
               <w:t xml:space="preserve"> </w:t>
@@ -2443,19 +2478,13 @@
               <w:t xml:space="preserve"> </w:t>
             </w:r>
             <w:r>
-              <w:t xml:space="preserve">are generically (under faithfulness) inversely associated,</w:t>
-            </w:r>
-            <w:r>
-              <w:t xml:space="preserve"> </w:t>
-            </w:r>
-            <w:r>
-              <w:t xml:space="preserve">assuming both raise the risk of dropout (rather than one raising it and the other lowering it).</w:t>
-            </w:r>
-            <w:r>
-              <w:t xml:space="preserve"> </w:t>
-            </w:r>
-            <w:r>
-              <w:t xml:space="preserve">Because</w:t>
+              <w:t xml:space="preserve">are inversely associated among the uncensored,</w:t>
+            </w:r>
+            <w:r>
+              <w:t xml:space="preserve"> </w:t>
+            </w:r>
+            <w:r>
+              <w:t xml:space="preserve">and so, because</w:t>
             </w:r>
             <w:r>
               <w:t xml:space="preserve"> </w:t>
@@ -2486,7 +2515,7 @@
               <w:t xml:space="preserve"> </w:t>
             </w:r>
             <w:r>
-              <w:t xml:space="preserve">restricting to the uncensored generically (under faithfulness) induces an inverse association between</w:t>
+              <w:t xml:space="preserve">that restricting to the uncensored induces an inverse association between</w:t>
             </w:r>
             <w:r>
               <w:t xml:space="preserve"> </w:t>
@@ -2512,6 +2541,249 @@
             </m:oMath>
             <w:r>
               <w:t xml:space="preserve">.</w:t>
+            </w:r>
+          </w:p>
+          <w:p>
+            <w:pPr>
+              <w:pStyle w:val="BodyText"/>
+            </w:pPr>
+            <w:r>
+              <w:t xml:space="preserve">The diagram alone does not fix this sign.</w:t>
+            </w:r>
+            <w:r>
+              <w:t xml:space="preserve"> </w:t>
+            </w:r>
+            <w:r>
+              <w:t xml:space="preserve">Faithfulness says only that</w:t>
+            </w:r>
+            <w:r>
+              <w:t xml:space="preserve"> </w:t>
+            </w:r>
+            <m:oMath>
+              <m:r>
+                <m:t>A</m:t>
+              </m:r>
+            </m:oMath>
+            <w:r>
+              <w:t xml:space="preserve"> </w:t>
+            </w:r>
+            <w:r>
+              <w:t xml:space="preserve">and</w:t>
+            </w:r>
+            <w:r>
+              <w:t xml:space="preserve"> </w:t>
+            </w:r>
+            <m:oMath>
+              <m:r>
+                <m:t>U</m:t>
+              </m:r>
+            </m:oMath>
+            <w:r>
+              <w:t xml:space="preserve"> </w:t>
+            </w:r>
+            <w:r>
+              <w:t xml:space="preserve">are dependent in at least one level of</w:t>
+            </w:r>
+            <w:r>
+              <w:t xml:space="preserve"> </w:t>
+            </w:r>
+            <m:oMath>
+              <m:r>
+                <m:t>C</m:t>
+              </m:r>
+            </m:oMath>
+            <w:r>
+              <w:t xml:space="preserve">;</w:t>
+            </w:r>
+            <w:r>
+              <w:t xml:space="preserve"> </w:t>
+            </w:r>
+            <w:r>
+              <w:t xml:space="preserve">it says nothing about a single stratum such as</w:t>
+            </w:r>
+            <w:r>
+              <w:t xml:space="preserve"> </w:t>
+            </w:r>
+            <m:oMath>
+              <m:r>
+                <m:t>C</m:t>
+              </m:r>
+              <m:r>
+                <m:rPr>
+                  <m:sty m:val="p"/>
+                </m:rPr>
+                <m:t>=</m:t>
+              </m:r>
+              <m:r>
+                <m:t>0</m:t>
+              </m:r>
+            </m:oMath>
+            <w:r>
+              <w:t xml:space="preserve">.</w:t>
+            </w:r>
+            <w:r>
+              <w:t xml:space="preserve"> </w:t>
+            </w:r>
+            <w:r>
+              <w:t xml:space="preserve">The sign, and even whether the uncensored stratum carries any association,</w:t>
+            </w:r>
+            <w:r>
+              <w:t xml:space="preserve"> </w:t>
+            </w:r>
+            <w:r>
+              <w:t xml:space="preserve">depends on how</w:t>
+            </w:r>
+            <w:r>
+              <w:t xml:space="preserve"> </w:t>
+            </w:r>
+            <m:oMath>
+              <m:r>
+                <m:t>A</m:t>
+              </m:r>
+            </m:oMath>
+            <w:r>
+              <w:t xml:space="preserve"> </w:t>
+            </w:r>
+            <w:r>
+              <w:t xml:space="preserve">and</w:t>
+            </w:r>
+            <w:r>
+              <w:t xml:space="preserve"> </w:t>
+            </w:r>
+            <m:oMath>
+              <m:r>
+                <m:t>U</m:t>
+              </m:r>
+            </m:oMath>
+            <w:r>
+              <w:t xml:space="preserve"> </w:t>
+            </w:r>
+            <w:r>
+              <w:t xml:space="preserve">act together on dropout.</w:t>
+            </w:r>
+            <w:r>
+              <w:t xml:space="preserve"> </w:t>
+            </w:r>
+            <w:r>
+              <w:t xml:space="preserve">For instance, if</w:t>
+            </w:r>
+            <w:r>
+              <w:t xml:space="preserve"> </w:t>
+            </w:r>
+            <m:oMath>
+              <m:r>
+                <m:rPr>
+                  <m:sty m:val="p"/>
+                </m:rPr>
+                <m:t>Pr</m:t>
+              </m:r>
+              <m:r>
+                <m:rPr>
+                  <m:sty m:val="p"/>
+                </m:rPr>
+                <m:t>[</m:t>
+              </m:r>
+              <m:r>
+                <m:t>C</m:t>
+              </m:r>
+              <m:r>
+                <m:rPr>
+                  <m:sty m:val="p"/>
+                </m:rPr>
+                <m:t>=</m:t>
+              </m:r>
+              <m:r>
+                <m:t>0</m:t>
+              </m:r>
+              <m:r>
+                <m:rPr>
+                  <m:sty m:val="p"/>
+                </m:rPr>
+                <m:t>∣</m:t>
+              </m:r>
+              <m:r>
+                <m:t>A</m:t>
+              </m:r>
+              <m:r>
+                <m:rPr>
+                  <m:sty m:val="p"/>
+                </m:rPr>
+                <m:t>,</m:t>
+              </m:r>
+              <m:r>
+                <m:t>U</m:t>
+              </m:r>
+              <m:r>
+                <m:rPr>
+                  <m:sty m:val="p"/>
+                </m:rPr>
+                <m:t>]</m:t>
+              </m:r>
+            </m:oMath>
+            <w:r>
+              <w:t xml:space="preserve"> </w:t>
+            </w:r>
+            <w:r>
+              <w:t xml:space="preserve">is a function of</w:t>
+            </w:r>
+            <w:r>
+              <w:t xml:space="preserve"> </w:t>
+            </w:r>
+            <m:oMath>
+              <m:r>
+                <m:t>A</m:t>
+              </m:r>
+            </m:oMath>
+            <w:r>
+              <w:t xml:space="preserve"> </w:t>
+            </w:r>
+            <w:r>
+              <w:t xml:space="preserve">times a function of</w:t>
+            </w:r>
+            <w:r>
+              <w:t xml:space="preserve"> </w:t>
+            </w:r>
+            <m:oMath>
+              <m:r>
+                <m:t>U</m:t>
+              </m:r>
+            </m:oMath>
+            <w:r>
+              <w:t xml:space="preserve">,</w:t>
+            </w:r>
+            <w:r>
+              <w:t xml:space="preserve"> </w:t>
+            </w:r>
+            <w:r>
+              <w:t xml:space="preserve">then</w:t>
+            </w:r>
+            <w:r>
+              <w:t xml:space="preserve"> </w:t>
+            </w:r>
+            <m:oMath>
+              <m:r>
+                <m:t>A</m:t>
+              </m:r>
+            </m:oMath>
+            <w:r>
+              <w:t xml:space="preserve"> </w:t>
+            </w:r>
+            <w:r>
+              <w:t xml:space="preserve">and</w:t>
+            </w:r>
+            <w:r>
+              <w:t xml:space="preserve"> </w:t>
+            </w:r>
+            <m:oMath>
+              <m:r>
+                <m:t>U</m:t>
+              </m:r>
+            </m:oMath>
+            <w:r>
+              <w:t xml:space="preserve"> </w:t>
+            </w:r>
+            <w:r>
+              <w:t xml:space="preserve">stay independent among the uncensored.</w:t>
             </w:r>
           </w:p>
           <w:bookmarkEnd w:id="19"/>
@@ -7036,7 +7308,7 @@
               <w:t xml:space="preserve"> </w:t>
             </w:r>
             <w:r>
-              <w:t xml:space="preserve">So among time-1 survivors,</w:t>
+              <w:t xml:space="preserve">That suggests</w:t>
             </w:r>
             <w:r>
               <w:t xml:space="preserve"> </w:t>
@@ -7050,56 +7322,42 @@
               <w:t xml:space="preserve"> </w:t>
             </w:r>
             <w:r>
-              <w:t xml:space="preserve">is generically (under faithfulness) rarer in the treated arm,</w:t>
-            </w:r>
-            <w:r>
-              <w:t xml:space="preserve"> </w:t>
-            </w:r>
-            <w:r>
-              <w:t xml:space="preserve">given that both</w:t>
-            </w:r>
-            <w:r>
-              <w:t xml:space="preserve"> </w:t>
-            </w:r>
-            <m:oMath>
-              <m:r>
-                <m:t>U</m:t>
-              </m:r>
-            </m:oMath>
-            <w:r>
-              <w:t xml:space="preserve"> </w:t>
-            </w:r>
-            <w:r>
-              <w:t xml:space="preserve">and the transplant lower the risk of death,</w:t>
-            </w:r>
-            <w:r>
-              <w:t xml:space="preserve"> </w:t>
-            </w:r>
-            <w:r>
-              <w:t xml:space="preserve">which leaves treated survivors at higher risk of death at time 2.</w:t>
-            </w:r>
-            <w:r>
-              <w:t xml:space="preserve"> </w:t>
-            </w:r>
-            <w:r>
-              <w:t xml:space="preserve">In this example, the hazard ratio is below 1 at time 1 and, generically (under faithfulness), above 1 at time 2,</w:t>
-            </w:r>
-            <w:r>
-              <w:t xml:space="preserve"> </w:t>
-            </w:r>
-            <w:r>
-              <w:t xml:space="preserve">so the hazards cross.</w:t>
-            </w:r>
-            <w:r>
-              <w:t xml:space="preserve"> </w:t>
-            </w:r>
-            <w:r>
-              <w:t xml:space="preserve">The time-2 hazard ratio is biased for the (null) direct effect because conditioning on</w:t>
-            </w:r>
-            <w:r>
-              <w:t xml:space="preserve"> </w:t>
-            </w:r>
-            <m:oMath>
+              <w:t xml:space="preserve">is rarer among treated survivors than among untreated survivors,</w:t>
+            </w:r>
+            <w:r>
+              <w:t xml:space="preserve"> </w:t>
+            </w:r>
+            <w:r>
+              <w:t xml:space="preserve">which would leave treated survivors at higher risk of death at time 2.</w:t>
+            </w:r>
+            <w:r>
+              <w:t xml:space="preserve"> </w:t>
+            </w:r>
+            <w:r>
+              <w:t xml:space="preserve">The diagram does not guarantee this sign:</w:t>
+            </w:r>
+            <w:r>
+              <w:t xml:space="preserve"> </w:t>
+            </w:r>
+            <w:r>
+              <w:t xml:space="preserve">if</w:t>
+            </w:r>
+            <w:r>
+              <w:t xml:space="preserve"> </w:t>
+            </w:r>
+            <m:oMath>
+              <m:r>
+                <m:rPr>
+                  <m:sty m:val="p"/>
+                </m:rPr>
+                <m:t>Pr</m:t>
+              </m:r>
+              <m:r>
+                <m:rPr>
+                  <m:sty m:val="p"/>
+                </m:rPr>
+                <m:t>[</m:t>
+              </m:r>
               <m:sSub>
                 <m:e>
                   <m:r>
@@ -7112,17 +7370,84 @@
                   </m:r>
                 </m:sub>
               </m:sSub>
-            </m:oMath>
-            <w:r>
-              <w:t xml:space="preserve">, a common effect of</w:t>
-            </w:r>
-            <w:r>
-              <w:t xml:space="preserve"> </w:t>
-            </w:r>
-            <m:oMath>
+              <m:r>
+                <m:rPr>
+                  <m:sty m:val="p"/>
+                </m:rPr>
+                <m:t>=</m:t>
+              </m:r>
+              <m:r>
+                <m:t>0</m:t>
+              </m:r>
+              <m:r>
+                <m:rPr>
+                  <m:sty m:val="p"/>
+                </m:rPr>
+                <m:t>∣</m:t>
+              </m:r>
               <m:r>
                 <m:t>A</m:t>
               </m:r>
+              <m:r>
+                <m:rPr>
+                  <m:sty m:val="p"/>
+                </m:rPr>
+                <m:t>,</m:t>
+              </m:r>
+              <m:r>
+                <m:t>U</m:t>
+              </m:r>
+              <m:r>
+                <m:rPr>
+                  <m:sty m:val="p"/>
+                </m:rPr>
+                <m:t>]</m:t>
+              </m:r>
+            </m:oMath>
+            <w:r>
+              <w:t xml:space="preserve"> </w:t>
+            </w:r>
+            <w:r>
+              <w:t xml:space="preserve">is a function of</w:t>
+            </w:r>
+            <w:r>
+              <w:t xml:space="preserve"> </w:t>
+            </w:r>
+            <m:oMath>
+              <m:r>
+                <m:t>A</m:t>
+              </m:r>
+            </m:oMath>
+            <w:r>
+              <w:t xml:space="preserve"> </w:t>
+            </w:r>
+            <w:r>
+              <w:t xml:space="preserve">times a function of</w:t>
+            </w:r>
+            <w:r>
+              <w:t xml:space="preserve"> </w:t>
+            </w:r>
+            <m:oMath>
+              <m:r>
+                <m:t>U</m:t>
+              </m:r>
+            </m:oMath>
+            <w:r>
+              <w:t xml:space="preserve">,</w:t>
+            </w:r>
+            <w:r>
+              <w:t xml:space="preserve"> </w:t>
+            </w:r>
+            <w:r>
+              <w:t xml:space="preserve">then</w:t>
+            </w:r>
+            <w:r>
+              <w:t xml:space="preserve"> </w:t>
+            </w:r>
+            <m:oMath>
+              <m:r>
+                <m:t>A</m:t>
+              </m:r>
             </m:oMath>
             <w:r>
               <w:t xml:space="preserve"> </w:t>
@@ -7139,21 +7464,39 @@
               </m:r>
             </m:oMath>
             <w:r>
-              <w:t xml:space="preserve">, opens</w:t>
-            </w:r>
-            <w:r>
-              <w:t xml:space="preserve"> </w:t>
-            </w:r>
-            <m:oMath>
-              <m:r>
-                <m:t>A</m:t>
-              </m:r>
-              <m:r>
-                <m:rPr>
-                  <m:sty m:val="p"/>
-                </m:rPr>
-                <m:t>→</m:t>
-              </m:r>
+              <w:t xml:space="preserve"> </w:t>
+            </w:r>
+            <w:r>
+              <w:t xml:space="preserve">stay independent among time-1 survivors.</w:t>
+            </w:r>
+            <w:r>
+              <w:t xml:space="preserve"> </w:t>
+            </w:r>
+            <w:r>
+              <w:t xml:space="preserve">When the intuition does hold, the hazard ratio is below 1 at time 1 and above 1 at time 2,</w:t>
+            </w:r>
+            <w:r>
+              <w:t xml:space="preserve"> </w:t>
+            </w:r>
+            <w:r>
+              <w:t xml:space="preserve">so the hazards cross.</w:t>
+            </w:r>
+            <w:r>
+              <w:t xml:space="preserve"> </w:t>
+            </w:r>
+            <w:r>
+              <w:t xml:space="preserve">The time-2 hazard ratio is generically (under faithfulness) biased for the (null) direct effect,</w:t>
+            </w:r>
+            <w:r>
+              <w:t xml:space="preserve"> </w:t>
+            </w:r>
+            <w:r>
+              <w:t xml:space="preserve">because conditioning on</w:t>
+            </w:r>
+            <w:r>
+              <w:t xml:space="preserve"> </w:t>
+            </w:r>
+            <m:oMath>
               <m:sSub>
                 <m:e>
                   <m:r>
@@ -7166,6 +7509,60 @@
                   </m:r>
                 </m:sub>
               </m:sSub>
+            </m:oMath>
+            <w:r>
+              <w:t xml:space="preserve">, a common effect of</w:t>
+            </w:r>
+            <w:r>
+              <w:t xml:space="preserve"> </w:t>
+            </w:r>
+            <m:oMath>
+              <m:r>
+                <m:t>A</m:t>
+              </m:r>
+            </m:oMath>
+            <w:r>
+              <w:t xml:space="preserve"> </w:t>
+            </w:r>
+            <w:r>
+              <w:t xml:space="preserve">and</w:t>
+            </w:r>
+            <w:r>
+              <w:t xml:space="preserve"> </w:t>
+            </w:r>
+            <m:oMath>
+              <m:r>
+                <m:t>U</m:t>
+              </m:r>
+            </m:oMath>
+            <w:r>
+              <w:t xml:space="preserve">, opens</w:t>
+            </w:r>
+            <w:r>
+              <w:t xml:space="preserve"> </w:t>
+            </w:r>
+            <m:oMath>
+              <m:r>
+                <m:t>A</m:t>
+              </m:r>
+              <m:r>
+                <m:rPr>
+                  <m:sty m:val="p"/>
+                </m:rPr>
+                <m:t>→</m:t>
+              </m:r>
+              <m:sSub>
+                <m:e>
+                  <m:r>
+                    <m:t>Y</m:t>
+                  </m:r>
+                </m:e>
+                <m:sub>
+                  <m:r>
+                    <m:t>1</m:t>
+                  </m:r>
+                </m:sub>
+              </m:sSub>
               <m:r>
                 <m:rPr>
                   <m:sty m:val="p"/>
@@ -7316,7 +7713,7 @@
               <w:t xml:space="preserve"> </w:t>
             </w:r>
             <w:r>
-              <w:t xml:space="preserve">differs from the ratio within each level of</w:t>
+              <w:t xml:space="preserve">generically (under faithfulness) differs from the ratio within each level of</w:t>
             </w:r>
             <w:r>
               <w:t xml:space="preserve"> </w:t>
@@ -17585,12 +17982,78 @@
               <w:pStyle w:val="FirstParagraph"/>
             </w:pPr>
             <w:r>
-              <w:t xml:space="preserve">can be interpreted as the effect of treatment among the uncensored with</w:t>
-            </w:r>
-            <w:r>
-              <w:t xml:space="preserve"> </w:t>
-            </w:r>
-            <m:oMath>
+              <w:t xml:space="preserve">equals</w:t>
+            </w:r>
+            <w:r>
+              <w:t xml:space="preserve"> </w:t>
+            </w:r>
+            <m:oMath>
+              <m:r>
+                <m:rPr>
+                  <m:sty m:val="p"/>
+                </m:rPr>
+                <m:t>Pr</m:t>
+              </m:r>
+              <m:r>
+                <m:rPr>
+                  <m:sty m:val="p"/>
+                </m:rPr>
+                <m:t>[</m:t>
+              </m:r>
+              <m:sSup>
+                <m:e>
+                  <m:r>
+                    <m:t>Y</m:t>
+                  </m:r>
+                </m:e>
+                <m:sup>
+                  <m:r>
+                    <m:t>a</m:t>
+                  </m:r>
+                  <m:r>
+                    <m:rPr>
+                      <m:sty m:val="p"/>
+                    </m:rPr>
+                    <m:t>=</m:t>
+                  </m:r>
+                  <m:r>
+                    <m:t>1</m:t>
+                  </m:r>
+                  <m:r>
+                    <m:rPr>
+                      <m:sty m:val="p"/>
+                    </m:rPr>
+                    <m:t>,</m:t>
+                  </m:r>
+                  <m:r>
+                    <m:t>c</m:t>
+                  </m:r>
+                  <m:r>
+                    <m:rPr>
+                      <m:sty m:val="p"/>
+                    </m:rPr>
+                    <m:t>=</m:t>
+                  </m:r>
+                  <m:r>
+                    <m:t>0</m:t>
+                  </m:r>
+                </m:sup>
+              </m:sSup>
+              <m:r>
+                <m:rPr>
+                  <m:sty m:val="p"/>
+                </m:rPr>
+                <m:t>=</m:t>
+              </m:r>
+              <m:r>
+                <m:t>1</m:t>
+              </m:r>
+              <m:r>
+                <m:rPr>
+                  <m:sty m:val="p"/>
+                </m:rPr>
+                <m:t>∣</m:t>
+              </m:r>
               <m:r>
                 <m:t>L</m:t>
               </m:r>
@@ -17603,6 +18066,277 @@
               <m:r>
                 <m:t>l</m:t>
               </m:r>
+              <m:r>
+                <m:rPr>
+                  <m:sty m:val="p"/>
+                </m:rPr>
+                <m:t>]</m:t>
+              </m:r>
+              <m:r>
+                <m:rPr>
+                  <m:sty m:val="p"/>
+                </m:rPr>
+                <m:t>/</m:t>
+              </m:r>
+              <m:r>
+                <m:rPr>
+                  <m:sty m:val="p"/>
+                </m:rPr>
+                <m:t>Pr</m:t>
+              </m:r>
+              <m:r>
+                <m:rPr>
+                  <m:sty m:val="p"/>
+                </m:rPr>
+                <m:t>[</m:t>
+              </m:r>
+              <m:sSup>
+                <m:e>
+                  <m:r>
+                    <m:t>Y</m:t>
+                  </m:r>
+                </m:e>
+                <m:sup>
+                  <m:r>
+                    <m:t>a</m:t>
+                  </m:r>
+                  <m:r>
+                    <m:rPr>
+                      <m:sty m:val="p"/>
+                    </m:rPr>
+                    <m:t>=</m:t>
+                  </m:r>
+                  <m:r>
+                    <m:t>0</m:t>
+                  </m:r>
+                  <m:r>
+                    <m:rPr>
+                      <m:sty m:val="p"/>
+                    </m:rPr>
+                    <m:t>,</m:t>
+                  </m:r>
+                  <m:r>
+                    <m:t>c</m:t>
+                  </m:r>
+                  <m:r>
+                    <m:rPr>
+                      <m:sty m:val="p"/>
+                    </m:rPr>
+                    <m:t>=</m:t>
+                  </m:r>
+                  <m:r>
+                    <m:t>0</m:t>
+                  </m:r>
+                </m:sup>
+              </m:sSup>
+              <m:r>
+                <m:rPr>
+                  <m:sty m:val="p"/>
+                </m:rPr>
+                <m:t>=</m:t>
+              </m:r>
+              <m:r>
+                <m:t>1</m:t>
+              </m:r>
+              <m:r>
+                <m:rPr>
+                  <m:sty m:val="p"/>
+                </m:rPr>
+                <m:t>∣</m:t>
+              </m:r>
+              <m:r>
+                <m:t>L</m:t>
+              </m:r>
+              <m:r>
+                <m:rPr>
+                  <m:sty m:val="p"/>
+                </m:rPr>
+                <m:t>=</m:t>
+              </m:r>
+              <m:r>
+                <m:t>l</m:t>
+              </m:r>
+              <m:r>
+                <m:rPr>
+                  <m:sty m:val="p"/>
+                </m:rPr>
+                <m:t>]</m:t>
+              </m:r>
+            </m:oMath>
+            <w:r>
+              <w:t xml:space="preserve">,</w:t>
+            </w:r>
+            <w:r>
+              <w:t xml:space="preserve"> </w:t>
+            </w:r>
+            <w:r>
+              <w:t xml:space="preserve">the effect of treatment in the stratum</w:t>
+            </w:r>
+            <w:r>
+              <w:t xml:space="preserve"> </w:t>
+            </w:r>
+            <m:oMath>
+              <m:r>
+                <m:t>L</m:t>
+              </m:r>
+              <m:r>
+                <m:rPr>
+                  <m:sty m:val="p"/>
+                </m:rPr>
+                <m:t>=</m:t>
+              </m:r>
+              <m:r>
+                <m:t>l</m:t>
+              </m:r>
+            </m:oMath>
+            <w:r>
+              <w:t xml:space="preserve"> </w:t>
+            </w:r>
+            <w:r>
+              <w:t xml:space="preserve">had nobody been censored.</w:t>
+            </w:r>
+            <w:r>
+              <w:t xml:space="preserve"> </w:t>
+            </w:r>
+            <w:r>
+              <w:t xml:space="preserve">Among the diagram’s variables,</w:t>
+            </w:r>
+            <w:r>
+              <w:t xml:space="preserve"> </w:t>
+            </w:r>
+            <m:oMath>
+              <m:sSup>
+                <m:e>
+                  <m:r>
+                    <m:t>Y</m:t>
+                  </m:r>
+                </m:e>
+                <m:sup>
+                  <m:r>
+                    <m:t>a</m:t>
+                  </m:r>
+                  <m:r>
+                    <m:rPr>
+                      <m:sty m:val="p"/>
+                    </m:rPr>
+                    <m:t>,</m:t>
+                  </m:r>
+                  <m:r>
+                    <m:t>c</m:t>
+                  </m:r>
+                  <m:r>
+                    <m:rPr>
+                      <m:sty m:val="p"/>
+                    </m:rPr>
+                    <m:t>=</m:t>
+                  </m:r>
+                  <m:r>
+                    <m:t>0</m:t>
+                  </m:r>
+                </m:sup>
+              </m:sSup>
+            </m:oMath>
+            <w:r>
+              <w:t xml:space="preserve"> </w:t>
+            </w:r>
+            <w:r>
+              <w:t xml:space="preserve">is a function only of</w:t>
+            </w:r>
+            <w:r>
+              <w:t xml:space="preserve"> </w:t>
+            </w:r>
+            <m:oMath>
+              <m:r>
+                <m:t>U</m:t>
+              </m:r>
+            </m:oMath>
+            <w:r>
+              <w:t xml:space="preserve"> </w:t>
+            </w:r>
+            <w:r>
+              <w:t xml:space="preserve">(and of its own independent error),</w:t>
+            </w:r>
+            <w:r>
+              <w:t xml:space="preserve"> </w:t>
+            </w:r>
+            <w:r>
+              <w:t xml:space="preserve">and</w:t>
+            </w:r>
+            <w:r>
+              <w:t xml:space="preserve"> </w:t>
+            </w:r>
+            <m:oMath>
+              <m:r>
+                <m:t>U</m:t>
+              </m:r>
+            </m:oMath>
+            <w:r>
+              <w:t xml:space="preserve"> </w:t>
+            </w:r>
+            <w:r>
+              <w:t xml:space="preserve">is independent of</w:t>
+            </w:r>
+            <w:r>
+              <w:t xml:space="preserve"> </w:t>
+            </w:r>
+            <m:oMath>
+              <m:r>
+                <m:t>A</m:t>
+              </m:r>
+            </m:oMath>
+            <w:r>
+              <w:t xml:space="preserve"> </w:t>
+            </w:r>
+            <w:r>
+              <w:t xml:space="preserve">and</w:t>
+            </w:r>
+            <w:r>
+              <w:t xml:space="preserve"> </w:t>
+            </w:r>
+            <m:oMath>
+              <m:r>
+                <m:t>C</m:t>
+              </m:r>
+            </m:oMath>
+            <w:r>
+              <w:t xml:space="preserve"> </w:t>
+            </w:r>
+            <w:r>
+              <w:t xml:space="preserve">given</w:t>
+            </w:r>
+            <w:r>
+              <w:t xml:space="preserve"> </w:t>
+            </w:r>
+            <m:oMath>
+              <m:r>
+                <m:t>L</m:t>
+              </m:r>
+            </m:oMath>
+            <w:r>
+              <w:t xml:space="preserve">,</w:t>
+            </w:r>
+            <w:r>
+              <w:t xml:space="preserve"> </w:t>
+            </w:r>
+            <w:r>
+              <w:t xml:space="preserve">the same ratio is also the effect of treatment among the uncensored with</w:t>
+            </w:r>
+            <w:r>
+              <w:t xml:space="preserve"> </w:t>
+            </w:r>
+            <m:oMath>
+              <m:r>
+                <m:t>L</m:t>
+              </m:r>
+              <m:r>
+                <m:rPr>
+                  <m:sty m:val="p"/>
+                </m:rPr>
+                <m:t>=</m:t>
+              </m:r>
+              <m:r>
+                <m:t>l</m:t>
+              </m:r>
             </m:oMath>
             <w:r>
               <w:t xml:space="preserve">.</w:t>
@@ -17611,7 +18345,72 @@
               <w:t xml:space="preserve"> </w:t>
             </w:r>
             <w:r>
-              <w:t xml:space="preserve">For the same reason, stratification also works under Figure 8.5.</w:t>
+              <w:t xml:space="preserve">Stratification also works under Figure 8.5,</w:t>
+            </w:r>
+            <w:r>
+              <w:t xml:space="preserve"> </w:t>
+            </w:r>
+            <w:r>
+              <w:t xml:space="preserve">where treatment is not randomized,</w:t>
+            </w:r>
+            <w:r>
+              <w:t xml:space="preserve"> </w:t>
+            </w:r>
+            <w:r>
+              <w:t xml:space="preserve">because there too</w:t>
+            </w:r>
+            <w:r>
+              <w:t xml:space="preserve"> </w:t>
+            </w:r>
+            <m:oMath>
+              <m:r>
+                <m:t>U</m:t>
+              </m:r>
+            </m:oMath>
+            <w:r>
+              <w:t xml:space="preserve"> </w:t>
+            </w:r>
+            <w:r>
+              <w:t xml:space="preserve">is independent of</w:t>
+            </w:r>
+            <w:r>
+              <w:t xml:space="preserve"> </w:t>
+            </w:r>
+            <m:oMath>
+              <m:r>
+                <m:t>A</m:t>
+              </m:r>
+            </m:oMath>
+            <w:r>
+              <w:t xml:space="preserve"> </w:t>
+            </w:r>
+            <w:r>
+              <w:t xml:space="preserve">and</w:t>
+            </w:r>
+            <w:r>
+              <w:t xml:space="preserve"> </w:t>
+            </w:r>
+            <m:oMath>
+              <m:r>
+                <m:t>C</m:t>
+              </m:r>
+            </m:oMath>
+            <w:r>
+              <w:t xml:space="preserve"> </w:t>
+            </w:r>
+            <w:r>
+              <w:t xml:space="preserve">given</w:t>
+            </w:r>
+            <w:r>
+              <w:t xml:space="preserve"> </w:t>
+            </w:r>
+            <m:oMath>
+              <m:r>
+                <m:t>L</m:t>
+              </m:r>
+            </m:oMath>
+            <w:r>
+              <w:t xml:space="preserve">.</w:t>
             </w:r>
           </w:p>
           <w:bookmarkEnd w:id="73"/>

--- a/pr-preview/pr-109/chapters/08-selection-bias-tracked-changes.docx
+++ b/pr-preview/pr-109/chapters/08-selection-bias-tracked-changes.docx
@@ -542,7 +542,7 @@
         </w:pict>
       </w:r>
     </w:p>
-    <w:bookmarkStart w:id="15" w:name="X33ca93bcc71e85d246154be9729f5a5e87fe326"/>
+    <w:bookmarkStart w:id="14" w:name="X33ca93bcc71e85d246154be9729f5a5e87fe326"/>
     <w:p>
       <w:pPr>
         <w:pStyle w:val="Heading3"/>
@@ -585,7 +585,7 @@
               <w:spacing w:before="16" w:after="64"/>
             </w:pPr>
           </w:p>
-          <w:bookmarkStart w:id="14" w:name="exm-folic-acid-selection-bias"/>
+          <w:bookmarkStart w:id="13" w:name="exm-folic-acid-selection-bias"/>
           <w:p>
             <w:pPr>
               <w:pStyle w:val="BodyText"/>
@@ -1123,21 +1123,7 @@
               <w:t xml:space="preserve"> </w:t>
             </w:r>
             <w:r>
-              <w:t xml:space="preserve">generically (that is, under</w:t>
-            </w:r>
-            <w:r>
-              <w:t xml:space="preserve"> </w:t>
-            </w:r>
-            <w:hyperlink r:id="rId13">
-              <w:r>
-                <w:rPr>
-                  <w:rStyle w:val="Hyperlink"/>
-                </w:rPr>
-                <w:t xml:space="preserve">faithfulness</w:t>
-              </w:r>
-            </w:hyperlink>
-            <w:r>
-              <w:t xml:space="preserve">)</w:t>
+              <w:t xml:space="preserve">generically (that is, for all parameter values outside a measure-zero set of special cases)</w:t>
             </w:r>
             <w:r>
               <w:t xml:space="preserve"> </w:t>
@@ -1406,7 +1392,7 @@
               <w:t xml:space="preserve">would equal the causal risk ratio.</w:t>
             </w:r>
           </w:p>
-          <w:bookmarkEnd w:id="14"/>
+          <w:bookmarkEnd w:id="13"/>
         </w:tc>
       </w:tr>
     </w:tbl>
@@ -1434,8 +1420,8 @@
         </w:pict>
       </w:r>
     </w:p>
-    <w:bookmarkEnd w:id="15"/>
-    <w:bookmarkStart w:id="17" w:name="X9ba43169b700c66775cd3e3110b31c0160769f0"/>
+    <w:bookmarkEnd w:id="14"/>
+    <w:bookmarkStart w:id="16" w:name="X9ba43169b700c66775cd3e3110b31c0160769f0"/>
     <w:p>
       <w:pPr>
         <w:pStyle w:val="Heading3"/>
@@ -1478,7 +1464,7 @@
               <w:spacing w:before="16" w:after="64"/>
             </w:pPr>
           </w:p>
-          <w:bookmarkStart w:id="16" w:name="exm-parental-grief"/>
+          <w:bookmarkStart w:id="15" w:name="exm-parental-grief"/>
           <w:p>
             <w:pPr>
               <w:pStyle w:val="BodyText"/>
@@ -1650,7 +1636,7 @@
               <w:t xml:space="preserve"> </w:t>
             </w:r>
             <w:r>
-              <w:t xml:space="preserve">Generically (that is, under faithfulness), it is present whether or not there is an arrow</w:t>
+              <w:t xml:space="preserve">Generically (for all but special parameter values), it is present whether or not there is an arrow</w:t>
             </w:r>
             <w:r>
               <w:t xml:space="preserve"> </w:t>
@@ -1690,7 +1676,7 @@
               <w:t xml:space="preserve">).</w:t>
             </w:r>
           </w:p>
-          <w:bookmarkEnd w:id="16"/>
+          <w:bookmarkEnd w:id="15"/>
         </w:tc>
       </w:tr>
     </w:tbl>
@@ -1721,7 +1707,7 @@
         </w:pict>
       </w:r>
     </w:p>
-    <w:bookmarkEnd w:id="17"/>
+    <w:bookmarkEnd w:id="16"/>
     <w:bookmarkStart w:id="22" w:name="X4f5aa9f99d8adf366393f578cfa07415a38a5fa"/>
     <w:p>
       <w:pPr>
@@ -1765,7 +1751,7 @@
               <w:spacing w:before="16" w:after="64"/>
             </w:pPr>
           </w:p>
-          <w:bookmarkStart w:id="18" w:name="exm-differential-loss-to-follow-up"/>
+          <w:bookmarkStart w:id="17" w:name="exm-differential-loss-to-follow-up"/>
           <w:p>
             <w:pPr>
               <w:pStyle w:val="BodyText"/>
@@ -2175,10 +2161,10 @@
               </m:r>
             </m:oMath>
             <w:r>
-              <w:t xml:space="preserve">), the associational risk ratio generically (that is, under faithfulness) differs from 1, the causal value.</w:t>
+              <w:t xml:space="preserve">), the associational risk ratio generically (for all but special parameter values) differs from 1, the causal value.</w:t>
             </w:r>
           </w:p>
-          <w:bookmarkEnd w:id="18"/>
+          <w:bookmarkEnd w:id="17"/>
         </w:tc>
       </w:tr>
     </w:tbl>
@@ -2553,8 +2539,19 @@
             <w:r>
               <w:t xml:space="preserve"> </w:t>
             </w:r>
-            <w:r>
-              <w:t xml:space="preserve">Faithfulness says only that</w:t>
+            <w:hyperlink r:id="rId18">
+              <w:r>
+                <w:rPr>
+                  <w:rStyle w:val="Hyperlink"/>
+                </w:rPr>
+                <w:t xml:space="preserve">Faithfulness</w:t>
+              </w:r>
+            </w:hyperlink>
+            <w:r>
+              <w:t xml:space="preserve"> </w:t>
+            </w:r>
+            <w:r>
+              <w:t xml:space="preserve">says only that</w:t>
             </w:r>
             <w:r>
               <w:t xml:space="preserve"> </w:t>
@@ -5618,7 +5615,7 @@
               </m:r>
             </m:oMath>
             <w:r>
-              <w:t xml:space="preserve">), however, the two ratios generically (that is, under faithfulness) differ:</w:t>
+              <w:t xml:space="preserve">), however, the two ratios generically (for all but special parameter values) differ:</w:t>
             </w:r>
             <w:r>
               <w:t xml:space="preserve"> </w:t>
@@ -7485,7 +7482,7 @@
               <w:t xml:space="preserve"> </w:t>
             </w:r>
             <w:r>
-              <w:t xml:space="preserve">The time-2 hazard ratio is generically (under faithfulness) biased for the (null) direct effect,</w:t>
+              <w:t xml:space="preserve">The time-2 hazard ratio is generically (for all but special parameter values) biased for the (null) direct effect,</w:t>
             </w:r>
             <w:r>
               <w:t xml:space="preserve"> </w:t>
@@ -7713,7 +7710,7 @@
               <w:t xml:space="preserve"> </w:t>
             </w:r>
             <w:r>
-              <w:t xml:space="preserve">generically (under faithfulness) differs from the ratio within each level of</w:t>
+              <w:t xml:space="preserve">generically (for all but special parameter values) differs from the ratio within each level of</w:t>
             </w:r>
             <w:r>
               <w:t xml:space="preserve"> </w:t>
@@ -18313,13 +18310,13 @@
               </m:r>
             </m:oMath>
             <w:r>
-              <w:t xml:space="preserve">,</w:t>
-            </w:r>
-            <w:r>
-              <w:t xml:space="preserve"> </w:t>
-            </w:r>
-            <w:r>
-              <w:t xml:space="preserve">the same ratio is also the effect of treatment among the uncensored with</w:t>
+              <w:t xml:space="preserve">.</w:t>
+            </w:r>
+            <w:r>
+              <w:t xml:space="preserve"> </w:t>
+            </w:r>
+            <w:r>
+              <w:t xml:space="preserve">So the same ratio is also the effect of treatment among the uncensored with</w:t>
             </w:r>
             <w:r>
               <w:t xml:space="preserve"> </w:t>
@@ -18653,7 +18650,7 @@
               </m:r>
             </m:oMath>
             <w:r>
-              <w:t xml:space="preserve">-conditional risk ratio generically (under faithfulness) differs from 1.</w:t>
+              <w:t xml:space="preserve">-conditional risk ratio generically (for all but special parameter values) differs from 1.</w:t>
             </w:r>
             <w:r>
               <w:t xml:space="preserve"> </w:t>
@@ -21509,7 +21506,7 @@
               <w:t xml:space="preserve"> </w:t>
             </w:r>
             <w:r>
-              <w:t xml:space="preserve">Generically (that is, under faithfulness),</w:t>
+              <w:t xml:space="preserve">Generically (for all but special parameter values),</w:t>
             </w:r>
             <w:r>
               <w:t xml:space="preserve"> </w:t>
@@ -21959,7 +21956,27 @@
       </w:ins>
       <w:ins w:id="90" w:author="PR Preview" w:date="2024-01-01T00:00:00Z">
         <w:r>
-          <w:t xml:space="preserve">are in general (under faithfulness) dependent given</w:t>
+          <w:t xml:space="preserve">are generically (for all but special parameter values) dependent within both strata of</w:t>
+        </w:r>
+      </w:ins>
+      <w:ins w:id="90" w:author="PR Preview" w:date="2024-01-01T00:00:00Z">
+        <w:r>
+          <w:t xml:space="preserve"> </w:t>
+        </w:r>
+      </w:ins>
+      <m:oMath>
+        <m:r>
+          <m:t>Y</m:t>
+        </m:r>
+      </m:oMath>
+      <w:ins w:id="90" w:author="PR Preview" w:date="2024-01-01T00:00:00Z">
+        <w:r>
+          <w:t xml:space="preserve"> </w:t>
+        </w:r>
+      </w:ins>
+      <w:ins w:id="90" w:author="PR Preview" w:date="2024-01-01T00:00:00Z">
+        <w:r>
+          <w:t xml:space="preserve">(in particular</w:t>
         </w:r>
       </w:ins>
       <w:ins w:id="90" w:author="PR Preview" w:date="2024-01-01T00:00:00Z">
@@ -21983,27 +22000,17 @@
       </m:oMath>
       <w:ins w:id="90" w:author="PR Preview" w:date="2024-01-01T00:00:00Z">
         <w:r>
-          <w:t xml:space="preserve"> </w:t>
+          <w:t xml:space="preserve">, unlike in Figure 8.13)</w:t>
         </w:r>
       </w:ins>
       <w:ins w:id="90" w:author="PR Preview" w:date="2024-01-01T00:00:00Z">
         <w:r>
-          <w:t xml:space="preserve">(in fact within both strata of</w:t>
+          <w:t xml:space="preserve"> </w:t>
         </w:r>
       </w:ins>
       <w:ins w:id="90" w:author="PR Preview" w:date="2024-01-01T00:00:00Z">
         <w:r>
-          <w:t xml:space="preserve"> </w:t>
-        </w:r>
-      </w:ins>
-      <m:oMath>
-        <m:r>
-          <m:t>Y</m:t>
-        </m:r>
-      </m:oMath>
-      <w:ins w:id="90" w:author="PR Preview" w:date="2024-01-01T00:00:00Z">
-        <w:r>
-          <w:t xml:space="preserve">) when any of these hold:</w:t>
+          <w:t xml:space="preserve">when any of these hold:</w:t>
         </w:r>
       </w:ins>
     </w:p>
@@ -26132,7 +26139,7 @@
       </w:ins>
       <w:ins w:id="115" w:author="PR Preview" w:date="2024-01-01T00:00:00Z">
         <w:r>
-          <w:t xml:space="preserve">but are generically (under faithfulness) dependent among the dead (</w:t>
+          <w:t xml:space="preserve">but are generically (for all but special parameter values) dependent among the dead (</w:t>
         </w:r>
       </w:ins>
       <m:oMath>

--- a/pr-preview/pr-109/chapters/08-selection-bias-tracked-changes.docx
+++ b/pr-preview/pr-109/chapters/08-selection-bias-tracked-changes.docx
@@ -4300,6 +4300,15 @@
         </w:tc>
       </w:tr>
     </w:tbl>
+    <w:p>
+      <w:ins w:id="28" w:author="PR Preview" w:date="2024-01-01T00:00:00Z">
+        <w:r>
+          <w:pict>
+            <v:rect style="width:0;height:1.5pt" o:hralign="center" o:hrstd="t" o:hr="t"/>
+          </w:pict>
+        </w:r>
+      </w:ins>
+    </w:p>
     <w:tbl>
       <w:tblPr>
         <w:tblStyle w:val="Table"/>
@@ -4328,7 +4337,7 @@
           </w:tcPr>
           <w:p>
             <w:pPr>
-              <w:pStyle w:val="BodyText"/>
+              <w:pStyle w:val="FirstParagraph"/>
             </w:pPr>
             <w:pPr>
               <w:spacing w:before="16" w:after="64"/>
@@ -4426,6 +4435,16 @@
         </w:tc>
       </w:tr>
     </w:tbl>
+    <w:p>
+      <w:pPr>
+        <w:pStyle w:val="FirstParagraph"/>
+      </w:pPr>
+      <w:ins w:id="29" w:author="PR Preview" w:date="2024-01-01T00:00:00Z">
+        <w:r>
+          <w:t xml:space="preserve"> </w:t>
+        </w:r>
+      </w:ins>
+    </w:p>
     <w:tbl>
       <w:tblPr>
         <w:tblStyle w:val="Table"/>
@@ -4456,7 +4475,7 @@
           </w:tcPr>
           <w:p>
             <w:pPr>
-              <w:pStyle w:val="FirstParagraph"/>
+              <w:pStyle w:val="BodyText"/>
             </w:pPr>
             <w:pPr>
               <w:spacing w:before="0" w:after="0"/>
@@ -6213,6 +6232,16 @@
         </w:tc>
       </w:tr>
     </w:tbl>
+    <w:p>
+      <w:pPr>
+        <w:pStyle w:val="BodyText"/>
+      </w:pPr>
+      <w:ins w:id="39" w:author="PR Preview" w:date="2024-01-01T00:00:00Z">
+        <w:r>
+          <w:t xml:space="preserve"> </w:t>
+        </w:r>
+      </w:ins>
+    </w:p>
     <w:tbl>
       <w:tblPr>
         <w:tblStyle w:val="Table"/>
@@ -6354,7 +6383,7 @@
       </w:tr>
     </w:tbl>
     <w:p>
-      <w:ins w:id="37" w:author="PR Preview" w:date="2024-01-01T00:00:00Z">
+      <w:ins w:id="40" w:author="PR Preview" w:date="2024-01-01T00:00:00Z">
         <w:r>
           <w:pict>
             <v:rect style="width:0;height:1.5pt" o:hralign="center" o:hrstd="t" o:hr="t"/>
@@ -6448,7 +6477,7 @@
       <w:pPr>
         <w:pStyle w:val="BodyText"/>
       </w:pPr>
-      <w:ins w:id="38" w:author="PR Preview" w:date="2024-01-01T00:00:00Z">
+      <w:ins w:id="41" w:author="PR Preview" w:date="2024-01-01T00:00:00Z">
         <w:r>
           <w:t xml:space="preserve"> </w:t>
         </w:r>
@@ -6520,7 +6549,13 @@
               <w:t xml:space="preserve"> </w:t>
             </w:r>
             <w:r>
-              <w:t xml:space="preserve">with respect to a covariate when its value in the whole population is not a weighted average of its values within the strata of that covariate.</w:t>
+              <w:t xml:space="preserve">with respect to a covariate when its value in the whole population is not a weighted average of its values within the strata of that covariate;</w:t>
+            </w:r>
+            <w:r>
+              <w:t xml:space="preserve"> </w:t>
+            </w:r>
+            <w:r>
+              <w:t xml:space="preserve">this property is called</w:t>
             </w:r>
             <w:r>
               <w:t xml:space="preserve"> </w:t>
@@ -6530,13 +6565,10 @@
                 <w:b/>
                 <w:bCs/>
               </w:rPr>
-              <w:t xml:space="preserve">Noncollapsibility</w:t>
-            </w:r>
-            <w:r>
-              <w:t xml:space="preserve"> </w:t>
-            </w:r>
-            <w:r>
-              <w:t xml:space="preserve">is this property.</w:t>
+              <w:t xml:space="preserve">noncollapsibility</w:t>
+            </w:r>
+            <w:r>
+              <w:t xml:space="preserve">.</w:t>
             </w:r>
           </w:p>
           <w:bookmarkEnd w:id="44"/>
@@ -6547,7 +6579,7 @@
       <w:pPr>
         <w:pStyle w:val="BodyText"/>
       </w:pPr>
-      <w:ins w:id="39" w:author="PR Preview" w:date="2024-01-01T00:00:00Z">
+      <w:ins w:id="42" w:author="PR Preview" w:date="2024-01-01T00:00:00Z">
         <w:r>
           <w:t xml:space="preserve"> </w:t>
         </w:r>
@@ -9164,7 +9196,7 @@
       <w:pPr>
         <w:pStyle w:val="BodyText"/>
       </w:pPr>
-      <w:ins w:id="47" w:author="PR Preview" w:date="2024-01-01T00:00:00Z">
+      <w:ins w:id="50" w:author="PR Preview" w:date="2024-01-01T00:00:00Z">
         <w:r>
           <w:t xml:space="preserve">The causal contrast of interest becomes</w:t>
         </w:r>
@@ -9692,22 +9724,22 @@
       <w:pPr>
         <w:pStyle w:val="BodyText"/>
       </w:pPr>
-      <w:ins w:id="51" w:author="PR Preview" w:date="2024-01-01T00:00:00Z">
+      <w:ins w:id="54" w:author="PR Preview" w:date="2024-01-01T00:00:00Z">
         <w:r>
           <w:t xml:space="preserve">Censoring often has no causal effect on the outcome (an exception: loss to follow-up that prevents people from receiving further treatment).</w:t>
         </w:r>
       </w:ins>
-      <w:ins w:id="51" w:author="PR Preview" w:date="2024-01-01T00:00:00Z">
+      <w:ins w:id="54" w:author="PR Preview" w:date="2024-01-01T00:00:00Z">
         <w:r>
           <w:t xml:space="preserve"> </w:t>
         </w:r>
       </w:ins>
-      <w:ins w:id="51" w:author="PR Preview" w:date="2024-01-01T00:00:00Z">
+      <w:ins w:id="54" w:author="PR Preview" w:date="2024-01-01T00:00:00Z">
         <w:r>
           <w:t xml:space="preserve">One might then drop the superscript</w:t>
         </w:r>
       </w:ins>
-      <w:ins w:id="51" w:author="PR Preview" w:date="2024-01-01T00:00:00Z">
+      <w:ins w:id="54" w:author="PR Preview" w:date="2024-01-01T00:00:00Z">
         <w:r>
           <w:t xml:space="preserve"> </w:t>
         </w:r>
@@ -9726,12 +9758,12 @@
           <m:t>0</m:t>
         </m:r>
       </m:oMath>
-      <w:ins w:id="51" w:author="PR Preview" w:date="2024-01-01T00:00:00Z">
+      <w:ins w:id="54" w:author="PR Preview" w:date="2024-01-01T00:00:00Z">
         <w:r>
           <w:t xml:space="preserve">, but keeping it makes clear that confounding for the effect of</w:t>
         </w:r>
       </w:ins>
-      <w:ins w:id="51" w:author="PR Preview" w:date="2024-01-01T00:00:00Z">
+      <w:ins w:id="54" w:author="PR Preview" w:date="2024-01-01T00:00:00Z">
         <w:r>
           <w:t xml:space="preserve"> </w:t>
         </w:r>
@@ -9741,17 +9773,17 @@
           <m:t>C</m:t>
         </m:r>
       </m:oMath>
-      <w:ins w:id="51" w:author="PR Preview" w:date="2024-01-01T00:00:00Z">
+      <w:ins w:id="54" w:author="PR Preview" w:date="2024-01-01T00:00:00Z">
         <w:r>
           <w:t xml:space="preserve"> </w:t>
         </w:r>
       </w:ins>
-      <w:ins w:id="51" w:author="PR Preview" w:date="2024-01-01T00:00:00Z">
+      <w:ins w:id="54" w:author="PR Preview" w:date="2024-01-01T00:00:00Z">
         <w:r>
           <w:t xml:space="preserve">becomes central when estimating the effect of</w:t>
         </w:r>
       </w:ins>
-      <w:ins w:id="51" w:author="PR Preview" w:date="2024-01-01T00:00:00Z">
+      <w:ins w:id="54" w:author="PR Preview" w:date="2024-01-01T00:00:00Z">
         <w:r>
           <w:t xml:space="preserve"> </w:t>
         </w:r>
@@ -9761,27 +9793,27 @@
           <m:t>A</m:t>
         </m:r>
       </m:oMath>
-      <w:ins w:id="51" w:author="PR Preview" w:date="2024-01-01T00:00:00Z">
+      <w:ins w:id="54" w:author="PR Preview" w:date="2024-01-01T00:00:00Z">
         <w:r>
           <w:t xml:space="preserve"> </w:t>
         </w:r>
       </w:ins>
-      <w:ins w:id="51" w:author="PR Preview" w:date="2024-01-01T00:00:00Z">
+      <w:ins w:id="54" w:author="PR Preview" w:date="2024-01-01T00:00:00Z">
         <w:r>
           <w:t xml:space="preserve">under selection.</w:t>
         </w:r>
       </w:ins>
-      <w:ins w:id="51" w:author="PR Preview" w:date="2024-01-01T00:00:00Z">
+      <w:ins w:id="54" w:author="PR Preview" w:date="2024-01-01T00:00:00Z">
         <w:r>
           <w:t xml:space="preserve"> </w:t>
         </w:r>
       </w:ins>
-      <w:ins w:id="51" w:author="PR Preview" w:date="2024-01-01T00:00:00Z">
+      <w:ins w:id="54" w:author="PR Preview" w:date="2024-01-01T00:00:00Z">
         <w:r>
           <w:t xml:space="preserve">Even then, the observed</w:t>
         </w:r>
       </w:ins>
-      <w:ins w:id="51" w:author="PR Preview" w:date="2024-01-01T00:00:00Z">
+      <w:ins w:id="54" w:author="PR Preview" w:date="2024-01-01T00:00:00Z">
         <w:r>
           <w:t xml:space="preserve"> </w:t>
         </w:r>
@@ -9791,17 +9823,17 @@
           <m:t>Y</m:t>
         </m:r>
       </m:oMath>
-      <w:ins w:id="51" w:author="PR Preview" w:date="2024-01-01T00:00:00Z">
+      <w:ins w:id="54" w:author="PR Preview" w:date="2024-01-01T00:00:00Z">
         <w:r>
           <w:t xml:space="preserve"> </w:t>
         </w:r>
       </w:ins>
-      <w:ins w:id="51" w:author="PR Preview" w:date="2024-01-01T00:00:00Z">
+      <w:ins w:id="54" w:author="PR Preview" w:date="2024-01-01T00:00:00Z">
         <w:r>
           <w:t xml:space="preserve">depends on</w:t>
         </w:r>
       </w:ins>
-      <w:ins w:id="51" w:author="PR Preview" w:date="2024-01-01T00:00:00Z">
+      <w:ins w:id="54" w:author="PR Preview" w:date="2024-01-01T00:00:00Z">
         <w:r>
           <w:t xml:space="preserve"> </w:t>
         </w:r>
@@ -9811,22 +9843,22 @@
           <m:t>C</m:t>
         </m:r>
       </m:oMath>
-      <w:ins w:id="51" w:author="PR Preview" w:date="2024-01-01T00:00:00Z">
+      <w:ins w:id="54" w:author="PR Preview" w:date="2024-01-01T00:00:00Z">
         <w:r>
           <w:t xml:space="preserve">:</w:t>
         </w:r>
       </w:ins>
-      <w:ins w:id="51" w:author="PR Preview" w:date="2024-01-01T00:00:00Z">
+      <w:ins w:id="54" w:author="PR Preview" w:date="2024-01-01T00:00:00Z">
         <w:r>
           <w:t xml:space="preserve"> </w:t>
         </w:r>
       </w:ins>
-      <w:ins w:id="51" w:author="PR Preview" w:date="2024-01-01T00:00:00Z">
+      <w:ins w:id="54" w:author="PR Preview" w:date="2024-01-01T00:00:00Z">
         <w:r>
           <w:t xml:space="preserve">it equals</w:t>
         </w:r>
       </w:ins>
-      <w:ins w:id="51" w:author="PR Preview" w:date="2024-01-01T00:00:00Z">
+      <w:ins w:id="54" w:author="PR Preview" w:date="2024-01-01T00:00:00Z">
         <w:r>
           <w:t xml:space="preserve"> </w:t>
         </w:r>
@@ -9854,17 +9886,17 @@
           </m:sup>
         </m:sSup>
       </m:oMath>
-      <w:ins w:id="51" w:author="PR Preview" w:date="2024-01-01T00:00:00Z">
+      <w:ins w:id="54" w:author="PR Preview" w:date="2024-01-01T00:00:00Z">
         <w:r>
           <w:t xml:space="preserve"> </w:t>
         </w:r>
       </w:ins>
-      <w:ins w:id="51" w:author="PR Preview" w:date="2024-01-01T00:00:00Z">
+      <w:ins w:id="54" w:author="PR Preview" w:date="2024-01-01T00:00:00Z">
         <w:r>
           <w:t xml:space="preserve">when</w:t>
         </w:r>
       </w:ins>
-      <w:ins w:id="51" w:author="PR Preview" w:date="2024-01-01T00:00:00Z">
+      <w:ins w:id="54" w:author="PR Preview" w:date="2024-01-01T00:00:00Z">
         <w:r>
           <w:t xml:space="preserve"> </w:t>
         </w:r>
@@ -9883,17 +9915,17 @@
           <m:t>0</m:t>
         </m:r>
       </m:oMath>
-      <w:ins w:id="51" w:author="PR Preview" w:date="2024-01-01T00:00:00Z">
+      <w:ins w:id="54" w:author="PR Preview" w:date="2024-01-01T00:00:00Z">
         <w:r>
           <w:t xml:space="preserve"> </w:t>
         </w:r>
       </w:ins>
-      <w:ins w:id="51" w:author="PR Preview" w:date="2024-01-01T00:00:00Z">
+      <w:ins w:id="54" w:author="PR Preview" w:date="2024-01-01T00:00:00Z">
         <w:r>
           <w:t xml:space="preserve">and is missing when</w:t>
         </w:r>
       </w:ins>
-      <w:ins w:id="51" w:author="PR Preview" w:date="2024-01-01T00:00:00Z">
+      <w:ins w:id="54" w:author="PR Preview" w:date="2024-01-01T00:00:00Z">
         <w:r>
           <w:t xml:space="preserve"> </w:t>
         </w:r>
@@ -9912,22 +9944,22 @@
           <m:t>1</m:t>
         </m:r>
       </m:oMath>
-      <w:ins w:id="51" w:author="PR Preview" w:date="2024-01-01T00:00:00Z">
+      <w:ins w:id="54" w:author="PR Preview" w:date="2024-01-01T00:00:00Z">
         <w:r>
           <w:t xml:space="preserve">.</w:t>
         </w:r>
       </w:ins>
-      <w:ins w:id="51" w:author="PR Preview" w:date="2024-01-01T00:00:00Z">
+      <w:ins w:id="54" w:author="PR Preview" w:date="2024-01-01T00:00:00Z">
         <w:r>
           <w:t xml:space="preserve"> </w:t>
         </w:r>
       </w:ins>
-      <w:ins w:id="51" w:author="PR Preview" w:date="2024-01-01T00:00:00Z">
+      <w:ins w:id="54" w:author="PR Preview" w:date="2024-01-01T00:00:00Z">
         <w:r>
           <w:t xml:space="preserve">So a causal diagram in which</w:t>
         </w:r>
       </w:ins>
-      <w:ins w:id="51" w:author="PR Preview" w:date="2024-01-01T00:00:00Z">
+      <w:ins w:id="54" w:author="PR Preview" w:date="2024-01-01T00:00:00Z">
         <w:r>
           <w:t xml:space="preserve"> </w:t>
         </w:r>
@@ -9937,17 +9969,17 @@
           <m:t>C</m:t>
         </m:r>
       </m:oMath>
-      <w:ins w:id="51" w:author="PR Preview" w:date="2024-01-01T00:00:00Z">
+      <w:ins w:id="54" w:author="PR Preview" w:date="2024-01-01T00:00:00Z">
         <w:r>
           <w:t xml:space="preserve"> </w:t>
         </w:r>
       </w:ins>
-      <w:ins w:id="51" w:author="PR Preview" w:date="2024-01-01T00:00:00Z">
+      <w:ins w:id="54" w:author="PR Preview" w:date="2024-01-01T00:00:00Z">
         <w:r>
           <w:t xml:space="preserve">has no effect on the outcome can still replace</w:t>
         </w:r>
       </w:ins>
-      <w:ins w:id="51" w:author="PR Preview" w:date="2024-01-01T00:00:00Z">
+      <w:ins w:id="54" w:author="PR Preview" w:date="2024-01-01T00:00:00Z">
         <w:r>
           <w:t xml:space="preserve"> </w:t>
         </w:r>
@@ -9957,17 +9989,17 @@
           <m:t>Y</m:t>
         </m:r>
       </m:oMath>
-      <w:ins w:id="51" w:author="PR Preview" w:date="2024-01-01T00:00:00Z">
+      <w:ins w:id="54" w:author="PR Preview" w:date="2024-01-01T00:00:00Z">
         <w:r>
           <w:t xml:space="preserve"> </w:t>
         </w:r>
       </w:ins>
-      <w:ins w:id="51" w:author="PR Preview" w:date="2024-01-01T00:00:00Z">
+      <w:ins w:id="54" w:author="PR Preview" w:date="2024-01-01T00:00:00Z">
         <w:r>
           <w:t xml:space="preserve">by</w:t>
         </w:r>
       </w:ins>
-      <w:ins w:id="51" w:author="PR Preview" w:date="2024-01-01T00:00:00Z">
+      <w:ins w:id="54" w:author="PR Preview" w:date="2024-01-01T00:00:00Z">
         <w:r>
           <w:t xml:space="preserve"> </w:t>
         </w:r>
@@ -9995,17 +10027,17 @@
           </m:sup>
         </m:sSup>
       </m:oMath>
-      <w:ins w:id="51" w:author="PR Preview" w:date="2024-01-01T00:00:00Z">
+      <w:ins w:id="54" w:author="PR Preview" w:date="2024-01-01T00:00:00Z">
         <w:r>
           <w:t xml:space="preserve"> </w:t>
         </w:r>
       </w:ins>
-      <w:ins w:id="51" w:author="PR Preview" w:date="2024-01-01T00:00:00Z">
+      <w:ins w:id="54" w:author="PR Preview" w:date="2024-01-01T00:00:00Z">
         <w:r>
           <w:t xml:space="preserve">and add arrows</w:t>
         </w:r>
       </w:ins>
-      <w:ins w:id="51" w:author="PR Preview" w:date="2024-01-01T00:00:00Z">
+      <w:ins w:id="54" w:author="PR Preview" w:date="2024-01-01T00:00:00Z">
         <w:r>
           <w:t xml:space="preserve"> </w:t>
         </w:r>
@@ -10042,17 +10074,17 @@
           <m:t>Y</m:t>
         </m:r>
       </m:oMath>
-      <w:ins w:id="51" w:author="PR Preview" w:date="2024-01-01T00:00:00Z">
+      <w:ins w:id="54" w:author="PR Preview" w:date="2024-01-01T00:00:00Z">
         <w:r>
           <w:t xml:space="preserve"> </w:t>
         </w:r>
       </w:ins>
-      <w:ins w:id="51" w:author="PR Preview" w:date="2024-01-01T00:00:00Z">
+      <w:ins w:id="54" w:author="PR Preview" w:date="2024-01-01T00:00:00Z">
         <w:r>
           <w:t xml:space="preserve">and</w:t>
         </w:r>
       </w:ins>
-      <w:ins w:id="51" w:author="PR Preview" w:date="2024-01-01T00:00:00Z">
+      <w:ins w:id="54" w:author="PR Preview" w:date="2024-01-01T00:00:00Z">
         <w:r>
           <w:t xml:space="preserve"> </w:t>
         </w:r>
@@ -10071,22 +10103,22 @@
           <m:t>Y</m:t>
         </m:r>
       </m:oMath>
-      <w:ins w:id="51" w:author="PR Preview" w:date="2024-01-01T00:00:00Z">
+      <w:ins w:id="54" w:author="PR Preview" w:date="2024-01-01T00:00:00Z">
         <w:r>
           <w:t xml:space="preserve">,</w:t>
         </w:r>
       </w:ins>
-      <w:ins w:id="51" w:author="PR Preview" w:date="2024-01-01T00:00:00Z">
+      <w:ins w:id="54" w:author="PR Preview" w:date="2024-01-01T00:00:00Z">
         <w:r>
           <w:t xml:space="preserve"> </w:t>
         </w:r>
       </w:ins>
-      <w:ins w:id="51" w:author="PR Preview" w:date="2024-01-01T00:00:00Z">
+      <w:ins w:id="54" w:author="PR Preview" w:date="2024-01-01T00:00:00Z">
         <w:r>
           <w:t xml:space="preserve">where</w:t>
         </w:r>
       </w:ins>
-      <w:ins w:id="51" w:author="PR Preview" w:date="2024-01-01T00:00:00Z">
+      <w:ins w:id="54" w:author="PR Preview" w:date="2024-01-01T00:00:00Z">
         <w:r>
           <w:t xml:space="preserve"> </w:t>
         </w:r>
@@ -10105,12 +10137,12 @@
           <m:t>Y</m:t>
         </m:r>
       </m:oMath>
-      <w:ins w:id="51" w:author="PR Preview" w:date="2024-01-01T00:00:00Z">
+      <w:ins w:id="54" w:author="PR Preview" w:date="2024-01-01T00:00:00Z">
         <w:r>
           <w:t xml:space="preserve"> </w:t>
         </w:r>
       </w:ins>
-      <w:ins w:id="51" w:author="PR Preview" w:date="2024-01-01T00:00:00Z">
+      <w:ins w:id="54" w:author="PR Preview" w:date="2024-01-01T00:00:00Z">
         <w:r>
           <w:t xml:space="preserve">encodes only that censoring determines whether the outcome is observed.</w:t>
         </w:r>
@@ -10603,7 +10635,7 @@
       <w:pPr>
         <w:pStyle w:val="FirstParagraph"/>
       </w:pPr>
-      <w:ins w:id="57" w:author="PR Preview" w:date="2024-01-01T00:00:00Z">
+      <w:ins w:id="60" w:author="PR Preview" w:date="2024-01-01T00:00:00Z">
         <w:r>
           <w:t xml:space="preserve">IP weighting (or standardization) can do this.</w:t>
         </w:r>
@@ -10848,12 +10880,12 @@
       <w:pPr>
         <w:pStyle w:val="FirstParagraph"/>
       </w:pPr>
-      <w:ins w:id="58" w:author="PR Preview" w:date="2024-01-01T00:00:00Z">
+      <w:ins w:id="61" w:author="PR Preview" w:date="2024-01-01T00:00:00Z">
         <w:r>
           <w:t xml:space="preserve">IP weights for confounding are</w:t>
         </w:r>
       </w:ins>
-      <w:ins w:id="58" w:author="PR Preview" w:date="2024-01-01T00:00:00Z">
+      <w:ins w:id="61" w:author="PR Preview" w:date="2024-01-01T00:00:00Z">
         <w:r>
           <w:t xml:space="preserve"> </w:t>
         </w:r>
@@ -10914,22 +10946,22 @@
           <m:t>)</m:t>
         </m:r>
       </m:oMath>
-      <w:ins w:id="58" w:author="PR Preview" w:date="2024-01-01T00:00:00Z">
+      <w:ins w:id="61" w:author="PR Preview" w:date="2024-01-01T00:00:00Z">
         <w:r>
           <w:t xml:space="preserve">;</w:t>
         </w:r>
       </w:ins>
-      <w:ins w:id="58" w:author="PR Preview" w:date="2024-01-01T00:00:00Z">
+      <w:ins w:id="61" w:author="PR Preview" w:date="2024-01-01T00:00:00Z">
         <w:r>
           <w:t xml:space="preserve"> </w:t>
         </w:r>
       </w:ins>
-      <w:ins w:id="58" w:author="PR Preview" w:date="2024-01-01T00:00:00Z">
+      <w:ins w:id="61" w:author="PR Preview" w:date="2024-01-01T00:00:00Z">
         <w:r>
           <w:t xml:space="preserve">IP weights for selection bias are</w:t>
         </w:r>
       </w:ins>
-      <w:ins w:id="58" w:author="PR Preview" w:date="2024-01-01T00:00:00Z">
+      <w:ins w:id="61" w:author="PR Preview" w:date="2024-01-01T00:00:00Z">
         <w:r>
           <w:t xml:space="preserve"> </w:t>
         </w:r>
@@ -11011,12 +11043,12 @@
           <m:t>]</m:t>
         </m:r>
       </m:oMath>
-      <w:ins w:id="58" w:author="PR Preview" w:date="2024-01-01T00:00:00Z">
+      <w:ins w:id="61" w:author="PR Preview" w:date="2024-01-01T00:00:00Z">
         <w:r>
           <w:t xml:space="preserve"> </w:t>
         </w:r>
       </w:ins>
-      <w:ins w:id="58" w:author="PR Preview" w:date="2024-01-01T00:00:00Z">
+      <w:ins w:id="61" w:author="PR Preview" w:date="2024-01-01T00:00:00Z">
         <w:r>
           <w:t xml:space="preserve">(</w:t>
         </w:r>
@@ -11029,22 +11061,22 @@
           <w:t xml:space="preserve">Definition 7</w:t>
         </w:r>
       </w:hyperlink>
-      <w:ins w:id="58" w:author="PR Preview" w:date="2024-01-01T00:00:00Z">
+      <w:ins w:id="61" w:author="PR Preview" w:date="2024-01-01T00:00:00Z">
         <w:r>
           <w:t xml:space="preserve">).</w:t>
         </w:r>
       </w:ins>
-      <w:ins w:id="58" w:author="PR Preview" w:date="2024-01-01T00:00:00Z">
+      <w:ins w:id="61" w:author="PR Preview" w:date="2024-01-01T00:00:00Z">
         <w:r>
           <w:t xml:space="preserve"> </w:t>
         </w:r>
       </w:ins>
-      <w:ins w:id="58" w:author="PR Preview" w:date="2024-01-01T00:00:00Z">
+      <w:ins w:id="61" w:author="PR Preview" w:date="2024-01-01T00:00:00Z">
         <w:r>
           <w:t xml:space="preserve">When both biases exist, the product</w:t>
         </w:r>
       </w:ins>
-      <w:ins w:id="58" w:author="PR Preview" w:date="2024-01-01T00:00:00Z">
+      <w:ins w:id="61" w:author="PR Preview" w:date="2024-01-01T00:00:00Z">
         <w:r>
           <w:t xml:space="preserve"> </w:t>
         </w:r>
@@ -11075,12 +11107,12 @@
           </m:sup>
         </m:sSup>
       </m:oMath>
-      <w:ins w:id="58" w:author="PR Preview" w:date="2024-01-01T00:00:00Z">
+      <w:ins w:id="61" w:author="PR Preview" w:date="2024-01-01T00:00:00Z">
         <w:r>
           <w:t xml:space="preserve"> </w:t>
         </w:r>
       </w:ins>
-      <w:ins w:id="58" w:author="PR Preview" w:date="2024-01-01T00:00:00Z">
+      <w:ins w:id="61" w:author="PR Preview" w:date="2024-01-01T00:00:00Z">
         <w:r>
           <w:t xml:space="preserve">adjusts for both simultaneously, under assumptions described in Chapter 12 and Part III.</w:t>
         </w:r>
@@ -12657,17 +12689,17 @@
           <w:t xml:space="preserve">Table 1</w:t>
         </w:r>
       </w:hyperlink>
-      <w:ins w:id="62" w:author="PR Preview" w:date="2024-01-01T00:00:00Z">
+      <w:ins w:id="65" w:author="PR Preview" w:date="2024-01-01T00:00:00Z">
         <w:r>
           <w:t xml:space="preserve"> </w:t>
         </w:r>
       </w:ins>
-      <w:ins w:id="62" w:author="PR Preview" w:date="2024-01-01T00:00:00Z">
+      <w:ins w:id="65" w:author="PR Preview" w:date="2024-01-01T00:00:00Z">
         <w:r>
           <w:t xml:space="preserve">applies the weights</w:t>
         </w:r>
       </w:ins>
-      <w:ins w:id="62" w:author="PR Preview" w:date="2024-01-01T00:00:00Z">
+      <w:ins w:id="65" w:author="PR Preview" w:date="2024-01-01T00:00:00Z">
         <w:r>
           <w:t xml:space="preserve"> </w:t>
         </w:r>
@@ -12749,12 +12781,12 @@
           <m:t>]</m:t>
         </m:r>
       </m:oMath>
-      <w:ins w:id="62" w:author="PR Preview" w:date="2024-01-01T00:00:00Z">
+      <w:ins w:id="65" w:author="PR Preview" w:date="2024-01-01T00:00:00Z">
         <w:r>
           <w:t xml:space="preserve"> </w:t>
         </w:r>
       </w:ins>
-      <w:ins w:id="62" w:author="PR Preview" w:date="2024-01-01T00:00:00Z">
+      <w:ins w:id="65" w:author="PR Preview" w:date="2024-01-01T00:00:00Z">
         <w:r>
           <w:t xml:space="preserve">(</w:t>
         </w:r>
@@ -12767,17 +12799,17 @@
           <w:t xml:space="preserve">Definition 7</w:t>
         </w:r>
       </w:hyperlink>
-      <w:ins w:id="62" w:author="PR Preview" w:date="2024-01-01T00:00:00Z">
+      <w:ins w:id="65" w:author="PR Preview" w:date="2024-01-01T00:00:00Z">
         <w:r>
           <w:t xml:space="preserve">)</w:t>
         </w:r>
       </w:ins>
-      <w:ins w:id="62" w:author="PR Preview" w:date="2024-01-01T00:00:00Z">
+      <w:ins w:id="65" w:author="PR Preview" w:date="2024-01-01T00:00:00Z">
         <w:r>
           <w:t xml:space="preserve"> </w:t>
         </w:r>
       </w:ins>
-      <w:ins w:id="62" w:author="PR Preview" w:date="2024-01-01T00:00:00Z">
+      <w:ins w:id="65" w:author="PR Preview" w:date="2024-01-01T00:00:00Z">
         <w:r>
           <w:t xml:space="preserve">to each branch of the completed tree.</w:t>
         </w:r>
@@ -12944,7 +12976,7 @@
       <w:pPr>
         <w:pStyle w:val="Heading3"/>
       </w:pPr>
-      <w:ins w:id="66" w:author="PR Preview" w:date="2024-01-01T00:00:00Z">
+      <w:ins w:id="69" w:author="PR Preview" w:date="2024-01-01T00:00:00Z">
         <w:r>
           <w:t xml:space="preserve">5.3 Identifiability Conditions for IP Weighting</w:t>
         </w:r>
@@ -14169,7 +14201,7 @@
       <w:pPr>
         <w:pStyle w:val="BodyText"/>
       </w:pPr>
-      <w:ins w:id="67" w:author="PR Preview" w:date="2024-01-01T00:00:00Z">
+      <w:ins w:id="70" w:author="PR Preview" w:date="2024-01-01T00:00:00Z">
         <w:r>
           <w:t xml:space="preserve"> </w:t>
         </w:r>
@@ -16721,12 +16753,12 @@
       <w:pPr>
         <w:pStyle w:val="BodyText"/>
       </w:pPr>
-      <w:ins w:id="69" w:author="PR Preview" w:date="2024-01-01T00:00:00Z">
+      <w:ins w:id="72" w:author="PR Preview" w:date="2024-01-01T00:00:00Z">
         <w:r>
           <w:t xml:space="preserve">Exchangeability for censoring implies that the average counterfactual outcome</w:t>
         </w:r>
       </w:ins>
-      <w:ins w:id="69" w:author="PR Preview" w:date="2024-01-01T00:00:00Z">
+      <w:ins w:id="72" w:author="PR Preview" w:date="2024-01-01T00:00:00Z">
         <w:r>
           <w:t xml:space="preserve"> </w:t>
         </w:r>
@@ -16763,17 +16795,17 @@
           </m:sup>
         </m:sSup>
       </m:oMath>
-      <w:ins w:id="69" w:author="PR Preview" w:date="2024-01-01T00:00:00Z">
+      <w:ins w:id="72" w:author="PR Preview" w:date="2024-01-01T00:00:00Z">
         <w:r>
           <w:t xml:space="preserve"> </w:t>
         </w:r>
       </w:ins>
-      <w:ins w:id="69" w:author="PR Preview" w:date="2024-01-01T00:00:00Z">
+      <w:ins w:id="72" w:author="PR Preview" w:date="2024-01-01T00:00:00Z">
         <w:r>
           <w:t xml:space="preserve">of the uncensored equals that of the censored with the same</w:t>
         </w:r>
       </w:ins>
-      <w:ins w:id="69" w:author="PR Preview" w:date="2024-01-01T00:00:00Z">
+      <w:ins w:id="72" w:author="PR Preview" w:date="2024-01-01T00:00:00Z">
         <w:r>
           <w:t xml:space="preserve"> </w:t>
         </w:r>
@@ -16783,17 +16815,17 @@
           <m:t>A</m:t>
         </m:r>
       </m:oMath>
-      <w:ins w:id="69" w:author="PR Preview" w:date="2024-01-01T00:00:00Z">
+      <w:ins w:id="72" w:author="PR Preview" w:date="2024-01-01T00:00:00Z">
         <w:r>
           <w:t xml:space="preserve"> </w:t>
         </w:r>
       </w:ins>
-      <w:ins w:id="69" w:author="PR Preview" w:date="2024-01-01T00:00:00Z">
+      <w:ins w:id="72" w:author="PR Preview" w:date="2024-01-01T00:00:00Z">
         <w:r>
           <w:t xml:space="preserve">and</w:t>
         </w:r>
       </w:ins>
-      <w:ins w:id="69" w:author="PR Preview" w:date="2024-01-01T00:00:00Z">
+      <w:ins w:id="72" w:author="PR Preview" w:date="2024-01-01T00:00:00Z">
         <w:r>
           <w:t xml:space="preserve"> </w:t>
         </w:r>
@@ -16803,27 +16835,27 @@
           <m:t>L</m:t>
         </m:r>
       </m:oMath>
-      <w:ins w:id="69" w:author="PR Preview" w:date="2024-01-01T00:00:00Z">
+      <w:ins w:id="72" w:author="PR Preview" w:date="2024-01-01T00:00:00Z">
         <w:r>
           <w:t xml:space="preserve"> </w:t>
         </w:r>
       </w:ins>
-      <w:ins w:id="69" w:author="PR Preview" w:date="2024-01-01T00:00:00Z">
+      <w:ins w:id="72" w:author="PR Preview" w:date="2024-01-01T00:00:00Z">
         <w:r>
           <w:t xml:space="preserve">(mean exchangeability, which is all the proof uses).</w:t>
         </w:r>
       </w:ins>
-      <w:ins w:id="69" w:author="PR Preview" w:date="2024-01-01T00:00:00Z">
+      <w:ins w:id="72" w:author="PR Preview" w:date="2024-01-01T00:00:00Z">
         <w:r>
           <w:t xml:space="preserve"> </w:t>
         </w:r>
       </w:ins>
-      <w:ins w:id="69" w:author="PR Preview" w:date="2024-01-01T00:00:00Z">
+      <w:ins w:id="72" w:author="PR Preview" w:date="2024-01-01T00:00:00Z">
         <w:r>
           <w:t xml:space="preserve">The condition is met when the model for</w:t>
         </w:r>
       </w:ins>
-      <w:ins w:id="69" w:author="PR Preview" w:date="2024-01-01T00:00:00Z">
+      <w:ins w:id="72" w:author="PR Preview" w:date="2024-01-01T00:00:00Z">
         <w:r>
           <w:t xml:space="preserve"> </w:t>
         </w:r>
@@ -16878,37 +16910,37 @@
           <m:t>]</m:t>
         </m:r>
       </m:oMath>
-      <w:ins w:id="69" w:author="PR Preview" w:date="2024-01-01T00:00:00Z">
+      <w:ins w:id="72" w:author="PR Preview" w:date="2024-01-01T00:00:00Z">
         <w:r>
           <w:t xml:space="preserve"> </w:t>
         </w:r>
       </w:ins>
-      <w:ins w:id="69" w:author="PR Preview" w:date="2024-01-01T00:00:00Z">
+      <w:ins w:id="72" w:author="PR Preview" w:date="2024-01-01T00:00:00Z">
         <w:r>
           <w:t xml:space="preserve">includes treatment</w:t>
         </w:r>
       </w:ins>
-      <w:ins w:id="69" w:author="PR Preview" w:date="2024-01-01T00:00:00Z">
+      <w:ins w:id="72" w:author="PR Preview" w:date="2024-01-01T00:00:00Z">
         <w:r>
           <w:t xml:space="preserve"> </w:t>
         </w:r>
       </w:ins>
-      <w:ins w:id="69" w:author="PR Preview" w:date="2024-01-01T00:00:00Z">
+      <w:ins w:id="72" w:author="PR Preview" w:date="2024-01-01T00:00:00Z">
         <w:r>
           <w:t xml:space="preserve">together with every factor that is an independent predictor of selection and of the outcome alike.</w:t>
         </w:r>
       </w:ins>
-      <w:ins w:id="69" w:author="PR Preview" w:date="2024-01-01T00:00:00Z">
+      <w:ins w:id="72" w:author="PR Preview" w:date="2024-01-01T00:00:00Z">
         <w:r>
           <w:t xml:space="preserve"> </w:t>
         </w:r>
       </w:ins>
-      <w:ins w:id="69" w:author="PR Preview" w:date="2024-01-01T00:00:00Z">
+      <w:ins w:id="72" w:author="PR Preview" w:date="2024-01-01T00:00:00Z">
         <w:r>
           <w:t xml:space="preserve">Graphically, the condition is that</w:t>
         </w:r>
       </w:ins>
-      <w:ins w:id="69" w:author="PR Preview" w:date="2024-01-01T00:00:00Z">
+      <w:ins w:id="72" w:author="PR Preview" w:date="2024-01-01T00:00:00Z">
         <w:r>
           <w:t xml:space="preserve"> </w:t>
         </w:r>
@@ -16918,17 +16950,17 @@
           <m:t>A</m:t>
         </m:r>
       </m:oMath>
-      <w:ins w:id="69" w:author="PR Preview" w:date="2024-01-01T00:00:00Z">
+      <w:ins w:id="72" w:author="PR Preview" w:date="2024-01-01T00:00:00Z">
         <w:r>
           <w:t xml:space="preserve"> </w:t>
         </w:r>
       </w:ins>
-      <w:ins w:id="69" w:author="PR Preview" w:date="2024-01-01T00:00:00Z">
+      <w:ins w:id="72" w:author="PR Preview" w:date="2024-01-01T00:00:00Z">
         <w:r>
           <w:t xml:space="preserve">and</w:t>
         </w:r>
       </w:ins>
-      <w:ins w:id="69" w:author="PR Preview" w:date="2024-01-01T00:00:00Z">
+      <w:ins w:id="72" w:author="PR Preview" w:date="2024-01-01T00:00:00Z">
         <w:r>
           <w:t xml:space="preserve"> </w:t>
         </w:r>
@@ -16938,17 +16970,17 @@
           <m:t>L</m:t>
         </m:r>
       </m:oMath>
-      <w:ins w:id="69" w:author="PR Preview" w:date="2024-01-01T00:00:00Z">
+      <w:ins w:id="72" w:author="PR Preview" w:date="2024-01-01T00:00:00Z">
         <w:r>
           <w:t xml:space="preserve"> </w:t>
         </w:r>
       </w:ins>
-      <w:ins w:id="69" w:author="PR Preview" w:date="2024-01-01T00:00:00Z">
+      <w:ins w:id="72" w:author="PR Preview" w:date="2024-01-01T00:00:00Z">
         <w:r>
           <w:t xml:space="preserve">jointly block every backdoor path from</w:t>
         </w:r>
       </w:ins>
-      <w:ins w:id="69" w:author="PR Preview" w:date="2024-01-01T00:00:00Z">
+      <w:ins w:id="72" w:author="PR Preview" w:date="2024-01-01T00:00:00Z">
         <w:r>
           <w:t xml:space="preserve"> </w:t>
         </w:r>
@@ -16958,17 +16990,17 @@
           <m:t>C</m:t>
         </m:r>
       </m:oMath>
-      <w:ins w:id="69" w:author="PR Preview" w:date="2024-01-01T00:00:00Z">
+      <w:ins w:id="72" w:author="PR Preview" w:date="2024-01-01T00:00:00Z">
         <w:r>
           <w:t xml:space="preserve"> </w:t>
         </w:r>
       </w:ins>
-      <w:ins w:id="69" w:author="PR Preview" w:date="2024-01-01T00:00:00Z">
+      <w:ins w:id="72" w:author="PR Preview" w:date="2024-01-01T00:00:00Z">
         <w:r>
           <w:t xml:space="preserve">to</w:t>
         </w:r>
       </w:ins>
-      <w:ins w:id="69" w:author="PR Preview" w:date="2024-01-01T00:00:00Z">
+      <w:ins w:id="72" w:author="PR Preview" w:date="2024-01-01T00:00:00Z">
         <w:r>
           <w:t xml:space="preserve"> </w:t>
         </w:r>
@@ -16978,7 +17010,7 @@
           <m:t>Y</m:t>
         </m:r>
       </m:oMath>
-      <w:ins w:id="69" w:author="PR Preview" w:date="2024-01-01T00:00:00Z">
+      <w:ins w:id="72" w:author="PR Preview" w:date="2024-01-01T00:00:00Z">
         <w:r>
           <w:t xml:space="preserve">.</w:t>
         </w:r>
@@ -17132,12 +17164,12 @@
       <w:pPr>
         <w:pStyle w:val="BodyText"/>
       </w:pPr>
-      <w:ins w:id="70" w:author="PR Preview" w:date="2024-01-01T00:00:00Z">
+      <w:ins w:id="73" w:author="PR Preview" w:date="2024-01-01T00:00:00Z">
         <w:r>
           <w:t xml:space="preserve">The positivity needed here concerns staying uncensored:</w:t>
         </w:r>
       </w:ins>
-      <w:ins w:id="70" w:author="PR Preview" w:date="2024-01-01T00:00:00Z">
+      <w:ins w:id="73" w:author="PR Preview" w:date="2024-01-01T00:00:00Z">
         <w:r>
           <w:t xml:space="preserve"> </w:t>
         </w:r>
@@ -17192,57 +17224,57 @@
           <m:t>]</m:t>
         </m:r>
       </m:oMath>
-      <w:ins w:id="70" w:author="PR Preview" w:date="2024-01-01T00:00:00Z">
+      <w:ins w:id="73" w:author="PR Preview" w:date="2024-01-01T00:00:00Z">
         <w:r>
           <w:t xml:space="preserve"> </w:t>
         </w:r>
       </w:ins>
-      <w:ins w:id="70" w:author="PR Preview" w:date="2024-01-01T00:00:00Z">
+      <w:ins w:id="73" w:author="PR Preview" w:date="2024-01-01T00:00:00Z">
         <w:r>
           <w:t xml:space="preserve">must be positive in every stratum that occurs.</w:t>
         </w:r>
       </w:ins>
-      <w:ins w:id="70" w:author="PR Preview" w:date="2024-01-01T00:00:00Z">
+      <w:ins w:id="73" w:author="PR Preview" w:date="2024-01-01T00:00:00Z">
         <w:r>
           <w:t xml:space="preserve"> </w:t>
         </w:r>
       </w:ins>
-      <w:ins w:id="70" w:author="PR Preview" w:date="2024-01-01T00:00:00Z">
+      <w:ins w:id="73" w:author="PR Preview" w:date="2024-01-01T00:00:00Z">
         <w:r>
           <w:t xml:space="preserve">A stratum where censoring never happens causes no trouble,</w:t>
         </w:r>
       </w:ins>
-      <w:ins w:id="70" w:author="PR Preview" w:date="2024-01-01T00:00:00Z">
+      <w:ins w:id="73" w:author="PR Preview" w:date="2024-01-01T00:00:00Z">
         <w:r>
           <w:t xml:space="preserve"> </w:t>
         </w:r>
       </w:ins>
-      <w:ins w:id="70" w:author="PR Preview" w:date="2024-01-01T00:00:00Z">
+      <w:ins w:id="73" w:author="PR Preview" w:date="2024-01-01T00:00:00Z">
         <w:r>
           <w:t xml:space="preserve">because the target is a pseudo-population free of censoring,</w:t>
         </w:r>
       </w:ins>
-      <w:ins w:id="70" w:author="PR Preview" w:date="2024-01-01T00:00:00Z">
+      <w:ins w:id="73" w:author="PR Preview" w:date="2024-01-01T00:00:00Z">
         <w:r>
           <w:t xml:space="preserve"> </w:t>
         </w:r>
       </w:ins>
-      <w:ins w:id="70" w:author="PR Preview" w:date="2024-01-01T00:00:00Z">
+      <w:ins w:id="73" w:author="PR Preview" w:date="2024-01-01T00:00:00Z">
         <w:r>
           <w:t xml:space="preserve">never one in which censoring is universal.</w:t>
         </w:r>
       </w:ins>
-      <w:ins w:id="70" w:author="PR Preview" w:date="2024-01-01T00:00:00Z">
+      <w:ins w:id="73" w:author="PR Preview" w:date="2024-01-01T00:00:00Z">
         <w:r>
           <w:t xml:space="preserve"> </w:t>
         </w:r>
       </w:ins>
-      <w:ins w:id="70" w:author="PR Preview" w:date="2024-01-01T00:00:00Z">
+      <w:ins w:id="73" w:author="PR Preview" w:date="2024-01-01T00:00:00Z">
         <w:r>
           <w:t xml:space="preserve">For instance, Figure 8.10 has</w:t>
         </w:r>
       </w:ins>
-      <w:ins w:id="70" w:author="PR Preview" w:date="2024-01-01T00:00:00Z">
+      <w:ins w:id="73" w:author="PR Preview" w:date="2024-01-01T00:00:00Z">
         <w:r>
           <w:t xml:space="preserve"> </w:t>
         </w:r>
@@ -17324,17 +17356,17 @@
           <m:t>0</m:t>
         </m:r>
       </m:oMath>
-      <w:ins w:id="70" w:author="PR Preview" w:date="2024-01-01T00:00:00Z">
+      <w:ins w:id="73" w:author="PR Preview" w:date="2024-01-01T00:00:00Z">
         <w:r>
           <w:t xml:space="preserve">,</w:t>
         </w:r>
       </w:ins>
-      <w:ins w:id="70" w:author="PR Preview" w:date="2024-01-01T00:00:00Z">
+      <w:ins w:id="73" w:author="PR Preview" w:date="2024-01-01T00:00:00Z">
         <w:r>
           <w:t xml:space="preserve"> </w:t>
         </w:r>
       </w:ins>
-      <w:ins w:id="70" w:author="PR Preview" w:date="2024-01-01T00:00:00Z">
+      <w:ins w:id="73" w:author="PR Preview" w:date="2024-01-01T00:00:00Z">
         <w:r>
           <w:t xml:space="preserve">and that branch still receives a well-defined weight of 1.</w:t>
         </w:r>
@@ -17417,47 +17449,47 @@
       <w:pPr>
         <w:pStyle w:val="BodyText"/>
       </w:pPr>
-      <w:ins w:id="71" w:author="PR Preview" w:date="2024-01-01T00:00:00Z">
+      <w:ins w:id="74" w:author="PR Preview" w:date="2024-01-01T00:00:00Z">
         <w:r>
           <w:t xml:space="preserve">Consistency, which here also demands that the interventions be sufficiently well defined,</w:t>
         </w:r>
       </w:ins>
-      <w:ins w:id="71" w:author="PR Preview" w:date="2024-01-01T00:00:00Z">
+      <w:ins w:id="74" w:author="PR Preview" w:date="2024-01-01T00:00:00Z">
         <w:r>
           <w:t xml:space="preserve"> </w:t>
         </w:r>
       </w:ins>
-      <w:ins w:id="71" w:author="PR Preview" w:date="2024-01-01T00:00:00Z">
+      <w:ins w:id="74" w:author="PR Preview" w:date="2024-01-01T00:00:00Z">
         <w:r>
           <w:t xml:space="preserve">lets us read the pseudo-population effect as the effect had nobody been censored.</w:t>
         </w:r>
       </w:ins>
-      <w:ins w:id="71" w:author="PR Preview" w:date="2024-01-01T00:00:00Z">
+      <w:ins w:id="74" w:author="PR Preview" w:date="2024-01-01T00:00:00Z">
         <w:r>
           <w:t xml:space="preserve"> </w:t>
         </w:r>
       </w:ins>
-      <w:ins w:id="71" w:author="PR Preview" w:date="2024-01-01T00:00:00Z">
+      <w:ins w:id="74" w:author="PR Preview" w:date="2024-01-01T00:00:00Z">
         <w:r>
           <w:t xml:space="preserve">Abolishing censoring is a fairly clear intervention</w:t>
         </w:r>
       </w:ins>
-      <w:ins w:id="71" w:author="PR Preview" w:date="2024-01-01T00:00:00Z">
+      <w:ins w:id="74" w:author="PR Preview" w:date="2024-01-01T00:00:00Z">
         <w:r>
           <w:t xml:space="preserve"> </w:t>
         </w:r>
       </w:ins>
-      <w:ins w:id="71" w:author="PR Preview" w:date="2024-01-01T00:00:00Z">
+      <w:ins w:id="74" w:author="PR Preview" w:date="2024-01-01T00:00:00Z">
         <w:r>
           <w:t xml:space="preserve">when censoring means loss to follow-up or nonresponse.</w:t>
         </w:r>
       </w:ins>
-      <w:ins w:id="71" w:author="PR Preview" w:date="2024-01-01T00:00:00Z">
+      <w:ins w:id="74" w:author="PR Preview" w:date="2024-01-01T00:00:00Z">
         <w:r>
           <w:t xml:space="preserve"> </w:t>
         </w:r>
       </w:ins>
-      <w:ins w:id="71" w:author="PR Preview" w:date="2024-01-01T00:00:00Z">
+      <w:ins w:id="74" w:author="PR Preview" w:date="2024-01-01T00:00:00Z">
         <w:r>
           <w:t xml:space="preserve">It is much less clear when the censoring is a competing event (</w:t>
         </w:r>
@@ -17470,19 +17502,28 @@
           <w:t xml:space="preserve">Definition 8</w:t>
         </w:r>
       </w:hyperlink>
-      <w:ins w:id="71" w:author="PR Preview" w:date="2024-01-01T00:00:00Z">
+      <w:ins w:id="74" w:author="PR Preview" w:date="2024-01-01T00:00:00Z">
         <w:r>
           <w:t xml:space="preserve">),</w:t>
         </w:r>
       </w:ins>
-      <w:ins w:id="71" w:author="PR Preview" w:date="2024-01-01T00:00:00Z">
+      <w:ins w:id="74" w:author="PR Preview" w:date="2024-01-01T00:00:00Z">
         <w:r>
           <w:t xml:space="preserve"> </w:t>
         </w:r>
       </w:ins>
-      <w:ins w:id="71" w:author="PR Preview" w:date="2024-01-01T00:00:00Z">
+      <w:ins w:id="74" w:author="PR Preview" w:date="2024-01-01T00:00:00Z">
         <w:r>
           <w:t xml:space="preserve">since it is hard to say what intervention would remove such an event.</w:t>
+        </w:r>
+      </w:ins>
+    </w:p>
+    <w:p>
+      <w:ins w:id="75" w:author="PR Preview" w:date="2024-01-01T00:00:00Z">
+        <w:r>
+          <w:pict>
+            <v:rect style="width:0;height:1.5pt" o:hralign="center" o:hrstd="t" o:hr="t"/>
+          </w:pict>
         </w:r>
       </w:ins>
     </w:p>
@@ -17516,7 +17557,7 @@
           </w:tcPr>
           <w:p>
             <w:pPr>
-              <w:pStyle w:val="BodyText"/>
+              <w:pStyle w:val="FirstParagraph"/>
             </w:pPr>
             <w:pPr>
               <w:spacing w:before="0" w:after="0"/>
@@ -17629,12 +17670,12 @@
       <w:pPr>
         <w:pStyle w:val="FirstParagraph"/>
       </w:pPr>
-      <w:ins w:id="74" w:author="PR Preview" w:date="2024-01-01T00:00:00Z">
+      <w:ins w:id="78" w:author="PR Preview" w:date="2024-01-01T00:00:00Z">
         <w:r>
           <w:t xml:space="preserve">Could we instead estimate effects within levels of</w:t>
         </w:r>
       </w:ins>
-      <w:ins w:id="74" w:author="PR Preview" w:date="2024-01-01T00:00:00Z">
+      <w:ins w:id="78" w:author="PR Preview" w:date="2024-01-01T00:00:00Z">
         <w:r>
           <w:t xml:space="preserve"> </w:t>
         </w:r>
@@ -17644,7 +17685,7 @@
           <m:t>L</m:t>
         </m:r>
       </m:oMath>
-      <w:ins w:id="74" w:author="PR Preview" w:date="2024-01-01T00:00:00Z">
+      <w:ins w:id="78" w:author="PR Preview" w:date="2024-01-01T00:00:00Z">
         <w:r>
           <w:t xml:space="preserve">?</w:t>
         </w:r>
@@ -18418,7 +18459,7 @@
       <w:pPr>
         <w:pStyle w:val="BodyText"/>
       </w:pPr>
-      <w:ins w:id="75" w:author="PR Preview" w:date="2024-01-01T00:00:00Z">
+      <w:ins w:id="79" w:author="PR Preview" w:date="2024-01-01T00:00:00Z">
         <w:r>
           <w:t xml:space="preserve"> </w:t>
         </w:r>
@@ -18926,7 +18967,7 @@
       <w:pPr>
         <w:pStyle w:val="FirstParagraph"/>
       </w:pPr>
-      <w:ins w:id="79" w:author="PR Preview" w:date="2024-01-01T00:00:00Z">
+      <w:ins w:id="83" w:author="PR Preview" w:date="2024-01-01T00:00:00Z">
         <w:r>
           <w:t xml:space="preserve"> </w:t>
         </w:r>
@@ -19541,7 +19582,7 @@
       <w:pPr>
         <w:pStyle w:val="BodyText"/>
       </w:pPr>
-      <w:ins w:id="82" w:author="PR Preview" w:date="2024-01-01T00:00:00Z">
+      <w:ins w:id="86" w:author="PR Preview" w:date="2024-01-01T00:00:00Z">
         <w:r>
           <w:t xml:space="preserve"> </w:t>
         </w:r>
@@ -19692,7 +19733,7 @@
       <w:pPr>
         <w:pStyle w:val="BodyText"/>
       </w:pPr>
-      <w:ins w:id="83" w:author="PR Preview" w:date="2024-01-01T00:00:00Z">
+      <w:ins w:id="87" w:author="PR Preview" w:date="2024-01-01T00:00:00Z">
         <w:r>
           <w:t xml:space="preserve">Figure 8.13 is the augmented version of Figure 8.12 (</w:t>
         </w:r>
@@ -19705,7 +19746,7 @@
           <w:t xml:space="preserve">Example 15</w:t>
         </w:r>
       </w:hyperlink>
-      <w:ins w:id="83" w:author="PR Preview" w:date="2024-01-01T00:00:00Z">
+      <w:ins w:id="87" w:author="PR Preview" w:date="2024-01-01T00:00:00Z">
         <w:r>
           <w:t xml:space="preserve">).</w:t>
         </w:r>
@@ -19715,7 +19756,7 @@
       <w:pPr>
         <w:pStyle w:val="BodyText"/>
       </w:pPr>
-      <w:ins w:id="84" w:author="PR Preview" w:date="2024-01-01T00:00:00Z">
+      <w:ins w:id="88" w:author="PR Preview" w:date="2024-01-01T00:00:00Z">
         <w:r>
           <w:t xml:space="preserve">Augmented causal DAGs were introduced by Hernán, Hernández-Díaz, and Robins (2004) and can be extended to represent the sufficient causes of Chapter 5 (VanderWeele and Robins 2007c).</w:t>
         </w:r>
@@ -20255,7 +20296,7 @@
       <w:pPr>
         <w:pStyle w:val="BodyText"/>
       </w:pPr>
-      <w:ins w:id="86" w:author="PR Preview" w:date="2024-01-01T00:00:00Z">
+      <w:ins w:id="90" w:author="PR Preview" w:date="2024-01-01T00:00:00Z">
         <w:r>
           <w:t xml:space="preserve"> </w:t>
         </w:r>
@@ -21101,7 +21142,7 @@
       <w:pPr>
         <w:pStyle w:val="BodyText"/>
       </w:pPr>
-      <w:ins w:id="87" w:author="PR Preview" w:date="2024-01-01T00:00:00Z">
+      <w:ins w:id="91" w:author="PR Preview" w:date="2024-01-01T00:00:00Z">
         <w:r>
           <w:t xml:space="preserve"> </w:t>
         </w:r>
@@ -21562,7 +21603,7 @@
       </w:tr>
     </w:tbl>
     <w:p>
-      <w:ins w:id="88" w:author="PR Preview" w:date="2024-01-01T00:00:00Z">
+      <w:ins w:id="92" w:author="PR Preview" w:date="2024-01-01T00:00:00Z">
         <w:r>
           <w:pict>
             <v:rect style="width:0;height:1.5pt" o:hralign="center" o:hrstd="t" o:hr="t"/>
@@ -21901,7 +21942,7 @@
       <w:pPr>
         <w:pStyle w:val="BodyText"/>
       </w:pPr>
-      <w:ins w:id="89" w:author="PR Preview" w:date="2024-01-01T00:00:00Z">
+      <w:ins w:id="93" w:author="PR Preview" w:date="2024-01-01T00:00:00Z">
         <w:r>
           <w:t xml:space="preserve">When the data can be summarized by Figure 8.13, they follow a multiplicative survival model (</w:t>
         </w:r>
@@ -21914,7 +21955,7 @@
           <w:t xml:space="preserve">Definition 10</w:t>
         </w:r>
       </w:hyperlink>
-      <w:ins w:id="89" w:author="PR Preview" w:date="2024-01-01T00:00:00Z">
+      <w:ins w:id="93" w:author="PR Preview" w:date="2024-01-01T00:00:00Z">
         <w:r>
           <w:t xml:space="preserve">).</w:t>
         </w:r>
@@ -21929,17 +21970,17 @@
           <m:t>A</m:t>
         </m:r>
       </m:oMath>
-      <w:ins w:id="90" w:author="PR Preview" w:date="2024-01-01T00:00:00Z">
+      <w:ins w:id="94" w:author="PR Preview" w:date="2024-01-01T00:00:00Z">
         <w:r>
           <w:t xml:space="preserve"> </w:t>
         </w:r>
       </w:ins>
-      <w:ins w:id="90" w:author="PR Preview" w:date="2024-01-01T00:00:00Z">
+      <w:ins w:id="94" w:author="PR Preview" w:date="2024-01-01T00:00:00Z">
         <w:r>
           <w:t xml:space="preserve">and</w:t>
         </w:r>
       </w:ins>
-      <w:ins w:id="90" w:author="PR Preview" w:date="2024-01-01T00:00:00Z">
+      <w:ins w:id="94" w:author="PR Preview" w:date="2024-01-01T00:00:00Z">
         <w:r>
           <w:t xml:space="preserve"> </w:t>
         </w:r>
@@ -21949,17 +21990,17 @@
           <m:t>E</m:t>
         </m:r>
       </m:oMath>
-      <w:ins w:id="90" w:author="PR Preview" w:date="2024-01-01T00:00:00Z">
+      <w:ins w:id="94" w:author="PR Preview" w:date="2024-01-01T00:00:00Z">
         <w:r>
           <w:t xml:space="preserve"> </w:t>
         </w:r>
       </w:ins>
-      <w:ins w:id="90" w:author="PR Preview" w:date="2024-01-01T00:00:00Z">
+      <w:ins w:id="94" w:author="PR Preview" w:date="2024-01-01T00:00:00Z">
         <w:r>
           <w:t xml:space="preserve">are generically (for all but special parameter values) dependent within both strata of</w:t>
         </w:r>
       </w:ins>
-      <w:ins w:id="90" w:author="PR Preview" w:date="2024-01-01T00:00:00Z">
+      <w:ins w:id="94" w:author="PR Preview" w:date="2024-01-01T00:00:00Z">
         <w:r>
           <w:t xml:space="preserve"> </w:t>
         </w:r>
@@ -21969,17 +22010,17 @@
           <m:t>Y</m:t>
         </m:r>
       </m:oMath>
-      <w:ins w:id="90" w:author="PR Preview" w:date="2024-01-01T00:00:00Z">
+      <w:ins w:id="94" w:author="PR Preview" w:date="2024-01-01T00:00:00Z">
         <w:r>
           <w:t xml:space="preserve"> </w:t>
         </w:r>
       </w:ins>
-      <w:ins w:id="90" w:author="PR Preview" w:date="2024-01-01T00:00:00Z">
+      <w:ins w:id="94" w:author="PR Preview" w:date="2024-01-01T00:00:00Z">
         <w:r>
           <w:t xml:space="preserve">(in particular</w:t>
         </w:r>
       </w:ins>
-      <w:ins w:id="90" w:author="PR Preview" w:date="2024-01-01T00:00:00Z">
+      <w:ins w:id="94" w:author="PR Preview" w:date="2024-01-01T00:00:00Z">
         <w:r>
           <w:t xml:space="preserve"> </w:t>
         </w:r>
@@ -21998,17 +22039,17 @@
           <m:t>0</m:t>
         </m:r>
       </m:oMath>
-      <w:ins w:id="90" w:author="PR Preview" w:date="2024-01-01T00:00:00Z">
+      <w:ins w:id="94" w:author="PR Preview" w:date="2024-01-01T00:00:00Z">
         <w:r>
           <w:t xml:space="preserve">, unlike in Figure 8.13)</w:t>
         </w:r>
       </w:ins>
-      <w:ins w:id="90" w:author="PR Preview" w:date="2024-01-01T00:00:00Z">
+      <w:ins w:id="94" w:author="PR Preview" w:date="2024-01-01T00:00:00Z">
         <w:r>
           <w:t xml:space="preserve"> </w:t>
         </w:r>
       </w:ins>
-      <w:ins w:id="90" w:author="PR Preview" w:date="2024-01-01T00:00:00Z">
+      <w:ins w:id="94" w:author="PR Preview" w:date="2024-01-01T00:00:00Z">
         <w:r>
           <w:t xml:space="preserve">when any of these hold:</w:t>
         </w:r>
@@ -22330,7 +22371,7 @@
       <w:pPr>
         <w:pStyle w:val="FirstParagraph"/>
       </w:pPr>
-      <w:ins w:id="94" w:author="PR Preview" w:date="2024-01-01T00:00:00Z">
+      <w:ins w:id="98" w:author="PR Preview" w:date="2024-01-01T00:00:00Z">
         <w:r>
           <w:t xml:space="preserve">The augmented causal diagram (</w:t>
         </w:r>
@@ -22343,12 +22384,12 @@
           <w:t xml:space="preserve">Definition 9</w:t>
         </w:r>
       </w:hyperlink>
-      <w:ins w:id="94" w:author="PR Preview" w:date="2024-01-01T00:00:00Z">
+      <w:ins w:id="98" w:author="PR Preview" w:date="2024-01-01T00:00:00Z">
         <w:r>
           <w:t xml:space="preserve">) represents both the independence of</w:t>
         </w:r>
       </w:ins>
-      <w:ins w:id="94" w:author="PR Preview" w:date="2024-01-01T00:00:00Z">
+      <w:ins w:id="98" w:author="PR Preview" w:date="2024-01-01T00:00:00Z">
         <w:r>
           <w:t xml:space="preserve"> </w:t>
         </w:r>
@@ -22358,17 +22399,17 @@
           <m:t>A</m:t>
         </m:r>
       </m:oMath>
-      <w:ins w:id="94" w:author="PR Preview" w:date="2024-01-01T00:00:00Z">
+      <w:ins w:id="98" w:author="PR Preview" w:date="2024-01-01T00:00:00Z">
         <w:r>
           <w:t xml:space="preserve"> </w:t>
         </w:r>
       </w:ins>
-      <w:ins w:id="94" w:author="PR Preview" w:date="2024-01-01T00:00:00Z">
+      <w:ins w:id="98" w:author="PR Preview" w:date="2024-01-01T00:00:00Z">
         <w:r>
           <w:t xml:space="preserve">and</w:t>
         </w:r>
       </w:ins>
-      <w:ins w:id="94" w:author="PR Preview" w:date="2024-01-01T00:00:00Z">
+      <w:ins w:id="98" w:author="PR Preview" w:date="2024-01-01T00:00:00Z">
         <w:r>
           <w:t xml:space="preserve"> </w:t>
         </w:r>
@@ -22378,17 +22419,17 @@
           <m:t>E</m:t>
         </m:r>
       </m:oMath>
-      <w:ins w:id="94" w:author="PR Preview" w:date="2024-01-01T00:00:00Z">
+      <w:ins w:id="98" w:author="PR Preview" w:date="2024-01-01T00:00:00Z">
         <w:r>
           <w:t xml:space="preserve"> </w:t>
         </w:r>
       </w:ins>
-      <w:ins w:id="94" w:author="PR Preview" w:date="2024-01-01T00:00:00Z">
+      <w:ins w:id="98" w:author="PR Preview" w:date="2024-01-01T00:00:00Z">
         <w:r>
           <w:t xml:space="preserve">given</w:t>
         </w:r>
       </w:ins>
-      <w:ins w:id="94" w:author="PR Preview" w:date="2024-01-01T00:00:00Z">
+      <w:ins w:id="98" w:author="PR Preview" w:date="2024-01-01T00:00:00Z">
         <w:r>
           <w:t xml:space="preserve"> </w:t>
         </w:r>
@@ -22407,17 +22448,17 @@
           <m:t>0</m:t>
         </m:r>
       </m:oMath>
-      <w:ins w:id="94" w:author="PR Preview" w:date="2024-01-01T00:00:00Z">
+      <w:ins w:id="98" w:author="PR Preview" w:date="2024-01-01T00:00:00Z">
         <w:r>
           <w:t xml:space="preserve"> </w:t>
         </w:r>
       </w:ins>
-      <w:ins w:id="94" w:author="PR Preview" w:date="2024-01-01T00:00:00Z">
+      <w:ins w:id="98" w:author="PR Preview" w:date="2024-01-01T00:00:00Z">
         <w:r>
           <w:t xml:space="preserve">and their generic dependence given</w:t>
         </w:r>
       </w:ins>
-      <w:ins w:id="94" w:author="PR Preview" w:date="2024-01-01T00:00:00Z">
+      <w:ins w:id="98" w:author="PR Preview" w:date="2024-01-01T00:00:00Z">
         <w:r>
           <w:t xml:space="preserve"> </w:t>
         </w:r>
@@ -22436,7 +22477,7 @@
           <m:t>1</m:t>
         </m:r>
       </m:oMath>
-      <w:ins w:id="94" w:author="PR Preview" w:date="2024-01-01T00:00:00Z">
+      <w:ins w:id="98" w:author="PR Preview" w:date="2024-01-01T00:00:00Z">
         <w:r>
           <w:t xml:space="preserve">.</w:t>
         </w:r>
@@ -22529,7 +22570,7 @@
       <w:pPr>
         <w:pStyle w:val="BodyText"/>
       </w:pPr>
-      <w:ins w:id="96" w:author="PR Preview" w:date="2024-01-01T00:00:00Z">
+      <w:ins w:id="100" w:author="PR Preview" w:date="2024-01-01T00:00:00Z">
         <w:r>
           <w:t xml:space="preserve"> </w:t>
         </w:r>
@@ -25834,7 +25875,7 @@
           <w:numId w:val="1022"/>
         </w:numPr>
       </w:pPr>
-      <w:ins w:id="114" w:author="PR Preview" w:date="2024-01-01T00:00:00Z">
+      <w:ins w:id="118" w:author="PR Preview" w:date="2024-01-01T00:00:00Z">
         <w:r>
           <w:rPr>
             <w:b/>
@@ -25843,12 +25884,12 @@
           <w:t xml:space="preserve">Adjustment</w:t>
         </w:r>
       </w:ins>
-      <w:ins w:id="114" w:author="PR Preview" w:date="2024-01-01T00:00:00Z">
+      <w:ins w:id="118" w:author="PR Preview" w:date="2024-01-01T00:00:00Z">
         <w:r>
           <w:t xml:space="preserve">: IP weighting with</w:t>
         </w:r>
       </w:ins>
-      <w:ins w:id="114" w:author="PR Preview" w:date="2024-01-01T00:00:00Z">
+      <w:ins w:id="118" w:author="PR Preview" w:date="2024-01-01T00:00:00Z">
         <w:r>
           <w:t xml:space="preserve"> </w:t>
         </w:r>
@@ -25930,27 +25971,27 @@
           <m:t>]</m:t>
         </m:r>
       </m:oMath>
-      <w:ins w:id="114" w:author="PR Preview" w:date="2024-01-01T00:00:00Z">
+      <w:ins w:id="118" w:author="PR Preview" w:date="2024-01-01T00:00:00Z">
         <w:r>
           <w:t xml:space="preserve"> </w:t>
         </w:r>
       </w:ins>
-      <w:ins w:id="114" w:author="PR Preview" w:date="2024-01-01T00:00:00Z">
+      <w:ins w:id="118" w:author="PR Preview" w:date="2024-01-01T00:00:00Z">
         <w:r>
           <w:t xml:space="preserve">creates a pseudo-population with no censoring.</w:t>
         </w:r>
       </w:ins>
-      <w:ins w:id="114" w:author="PR Preview" w:date="2024-01-01T00:00:00Z">
+      <w:ins w:id="118" w:author="PR Preview" w:date="2024-01-01T00:00:00Z">
         <w:r>
           <w:t xml:space="preserve"> </w:t>
         </w:r>
       </w:ins>
-      <w:ins w:id="114" w:author="PR Preview" w:date="2024-01-01T00:00:00Z">
+      <w:ins w:id="118" w:author="PR Preview" w:date="2024-01-01T00:00:00Z">
         <w:r>
           <w:t xml:space="preserve">Stratification on</w:t>
         </w:r>
       </w:ins>
-      <w:ins w:id="114" w:author="PR Preview" w:date="2024-01-01T00:00:00Z">
+      <w:ins w:id="118" w:author="PR Preview" w:date="2024-01-01T00:00:00Z">
         <w:r>
           <w:t xml:space="preserve"> </w:t>
         </w:r>
@@ -25960,12 +26001,12 @@
           <m:t>L</m:t>
         </m:r>
       </m:oMath>
-      <w:ins w:id="114" w:author="PR Preview" w:date="2024-01-01T00:00:00Z">
+      <w:ins w:id="118" w:author="PR Preview" w:date="2024-01-01T00:00:00Z">
         <w:r>
           <w:t xml:space="preserve"> </w:t>
         </w:r>
       </w:ins>
-      <w:ins w:id="114" w:author="PR Preview" w:date="2024-01-01T00:00:00Z">
+      <w:ins w:id="118" w:author="PR Preview" w:date="2024-01-01T00:00:00Z">
         <w:r>
           <w:t xml:space="preserve">works in Figures 8.3 and 8.5 but not in Figures 8.4 and 8.6.</w:t>
         </w:r>
@@ -25978,7 +26019,7 @@
           <w:numId w:val="1022"/>
         </w:numPr>
       </w:pPr>
-      <w:ins w:id="115" w:author="PR Preview" w:date="2024-01-01T00:00:00Z">
+      <w:ins w:id="119" w:author="PR Preview" w:date="2024-01-01T00:00:00Z">
         <w:r>
           <w:rPr>
             <w:b/>
@@ -25987,12 +26028,12 @@
           <w:t xml:space="preserve">Selection without bias</w:t>
         </w:r>
       </w:ins>
-      <w:ins w:id="115" w:author="PR Preview" w:date="2024-01-01T00:00:00Z">
+      <w:ins w:id="119" w:author="PR Preview" w:date="2024-01-01T00:00:00Z">
         <w:r>
           <w:t xml:space="preserve">: when</w:t>
         </w:r>
       </w:ins>
-      <w:ins w:id="115" w:author="PR Preview" w:date="2024-01-01T00:00:00Z">
+      <w:ins w:id="119" w:author="PR Preview" w:date="2024-01-01T00:00:00Z">
         <w:r>
           <w:t xml:space="preserve"> </w:t>
         </w:r>
@@ -26002,17 +26043,17 @@
           <m:t>A</m:t>
         </m:r>
       </m:oMath>
-      <w:ins w:id="115" w:author="PR Preview" w:date="2024-01-01T00:00:00Z">
+      <w:ins w:id="119" w:author="PR Preview" w:date="2024-01-01T00:00:00Z">
         <w:r>
           <w:t xml:space="preserve"> </w:t>
         </w:r>
       </w:ins>
-      <w:ins w:id="115" w:author="PR Preview" w:date="2024-01-01T00:00:00Z">
+      <w:ins w:id="119" w:author="PR Preview" w:date="2024-01-01T00:00:00Z">
         <w:r>
           <w:t xml:space="preserve">and</w:t>
         </w:r>
       </w:ins>
-      <w:ins w:id="115" w:author="PR Preview" w:date="2024-01-01T00:00:00Z">
+      <w:ins w:id="119" w:author="PR Preview" w:date="2024-01-01T00:00:00Z">
         <w:r>
           <w:t xml:space="preserve"> </w:t>
         </w:r>
@@ -26022,22 +26063,22 @@
           <m:t>E</m:t>
         </m:r>
       </m:oMath>
-      <w:ins w:id="115" w:author="PR Preview" w:date="2024-01-01T00:00:00Z">
+      <w:ins w:id="119" w:author="PR Preview" w:date="2024-01-01T00:00:00Z">
         <w:r>
           <w:t xml:space="preserve"> </w:t>
         </w:r>
       </w:ins>
-      <w:ins w:id="115" w:author="PR Preview" w:date="2024-01-01T00:00:00Z">
+      <w:ins w:id="119" w:author="PR Preview" w:date="2024-01-01T00:00:00Z">
         <w:r>
           <w:t xml:space="preserve">are marginally independent</w:t>
         </w:r>
       </w:ins>
-      <w:ins w:id="115" w:author="PR Preview" w:date="2024-01-01T00:00:00Z">
+      <w:ins w:id="119" w:author="PR Preview" w:date="2024-01-01T00:00:00Z">
         <w:r>
           <w:t xml:space="preserve"> </w:t>
         </w:r>
       </w:ins>
-      <w:ins w:id="115" w:author="PR Preview" w:date="2024-01-01T00:00:00Z">
+      <w:ins w:id="119" w:author="PR Preview" w:date="2024-01-01T00:00:00Z">
         <w:r>
           <w:t xml:space="preserve">and the data follow a multiplicative survival model (</w:t>
         </w:r>
@@ -26050,12 +26091,12 @@
           <w:t xml:space="preserve">Definition 10</w:t>
         </w:r>
       </w:hyperlink>
-      <w:ins w:id="115" w:author="PR Preview" w:date="2024-01-01T00:00:00Z">
+      <w:ins w:id="119" w:author="PR Preview" w:date="2024-01-01T00:00:00Z">
         <w:r>
           <w:t xml:space="preserve">, Figure 8.13),</w:t>
         </w:r>
       </w:ins>
-      <w:ins w:id="115" w:author="PR Preview" w:date="2024-01-01T00:00:00Z">
+      <w:ins w:id="119" w:author="PR Preview" w:date="2024-01-01T00:00:00Z">
         <w:r>
           <w:t xml:space="preserve"> </w:t>
         </w:r>
@@ -26065,17 +26106,17 @@
           <m:t>A</m:t>
         </m:r>
       </m:oMath>
-      <w:ins w:id="115" w:author="PR Preview" w:date="2024-01-01T00:00:00Z">
+      <w:ins w:id="119" w:author="PR Preview" w:date="2024-01-01T00:00:00Z">
         <w:r>
           <w:t xml:space="preserve"> </w:t>
         </w:r>
       </w:ins>
-      <w:ins w:id="115" w:author="PR Preview" w:date="2024-01-01T00:00:00Z">
+      <w:ins w:id="119" w:author="PR Preview" w:date="2024-01-01T00:00:00Z">
         <w:r>
           <w:t xml:space="preserve">and</w:t>
         </w:r>
       </w:ins>
-      <w:ins w:id="115" w:author="PR Preview" w:date="2024-01-01T00:00:00Z">
+      <w:ins w:id="119" w:author="PR Preview" w:date="2024-01-01T00:00:00Z">
         <w:r>
           <w:t xml:space="preserve"> </w:t>
         </w:r>
@@ -26085,12 +26126,12 @@
           <m:t>E</m:t>
         </m:r>
       </m:oMath>
-      <w:ins w:id="115" w:author="PR Preview" w:date="2024-01-01T00:00:00Z">
+      <w:ins w:id="119" w:author="PR Preview" w:date="2024-01-01T00:00:00Z">
         <w:r>
           <w:t xml:space="preserve"> </w:t>
         </w:r>
       </w:ins>
-      <w:ins w:id="115" w:author="PR Preview" w:date="2024-01-01T00:00:00Z">
+      <w:ins w:id="119" w:author="PR Preview" w:date="2024-01-01T00:00:00Z">
         <w:r>
           <w:t xml:space="preserve">remain independent among survivors (</w:t>
         </w:r>
@@ -26109,12 +26150,12 @@
           <m:t>0</m:t>
         </m:r>
       </m:oMath>
-      <w:ins w:id="115" w:author="PR Preview" w:date="2024-01-01T00:00:00Z">
+      <w:ins w:id="119" w:author="PR Preview" w:date="2024-01-01T00:00:00Z">
         <w:r>
           <w:t xml:space="preserve">, by</w:t>
         </w:r>
       </w:ins>
-      <w:ins w:id="115" w:author="PR Preview" w:date="2024-01-01T00:00:00Z">
+      <w:ins w:id="119" w:author="PR Preview" w:date="2024-01-01T00:00:00Z">
         <w:r>
           <w:t xml:space="preserve"> </w:t>
         </w:r>
@@ -26127,17 +26168,17 @@
           <w:t xml:space="preserve">Proposition 2</w:t>
         </w:r>
       </w:hyperlink>
-      <w:ins w:id="115" w:author="PR Preview" w:date="2024-01-01T00:00:00Z">
+      <w:ins w:id="119" w:author="PR Preview" w:date="2024-01-01T00:00:00Z">
         <w:r>
           <w:t xml:space="preserve">),</w:t>
         </w:r>
       </w:ins>
-      <w:ins w:id="115" w:author="PR Preview" w:date="2024-01-01T00:00:00Z">
+      <w:ins w:id="119" w:author="PR Preview" w:date="2024-01-01T00:00:00Z">
         <w:r>
           <w:t xml:space="preserve"> </w:t>
         </w:r>
       </w:ins>
-      <w:ins w:id="115" w:author="PR Preview" w:date="2024-01-01T00:00:00Z">
+      <w:ins w:id="119" w:author="PR Preview" w:date="2024-01-01T00:00:00Z">
         <w:r>
           <w:t xml:space="preserve">but are generically (for all but special parameter values) dependent among the dead (</w:t>
         </w:r>
@@ -26156,7 +26197,7 @@
           <m:t>1</m:t>
         </m:r>
       </m:oMath>
-      <w:ins w:id="115" w:author="PR Preview" w:date="2024-01-01T00:00:00Z">
+      <w:ins w:id="119" w:author="PR Preview" w:date="2024-01-01T00:00:00Z">
         <w:r>
           <w:t xml:space="preserve">).</w:t>
         </w:r>
